--- a/downloads/workbook/ai-6-week-04.docx
+++ b/downloads/workbook/ai-6-week-04.docx
@@ -925,6 +925,178 @@
         <w:t>Project connection: For the Grounded Learning Service, retain an annotated trace and the changed-case result. Name the contract or evidence that makes the deciding step valid, so another team can review it.</w:t>
       </w:r>
     </w:p>
+    <w:p>
+      <w:pPr>
+        <w:pStyle w:val="Heading1"/>
+      </w:pPr>
+      <w:r>
+        <w:t>13. Project portfolio milestone</w:t>
+      </w:r>
+    </w:p>
+    <w:p>
+      <w:r>
+        <w:t>Project: Grounded Learning Service</w:t>
+      </w:r>
+    </w:p>
+    <w:p>
+      <w:r>
+        <w:t>Current milestone: Frame the need. Name the user, the problem, allowed inputs and a safe simple starting method.</w:t>
+      </w:r>
+    </w:p>
+    <w:p>
+      <w:r>
+        <w:t>For the Grounded Learning Service, retain an annotated trace and the changed-case result. Name the contract or evidence that makes the deciding step valid, so another team can review it.</w:t>
+      </w:r>
+    </w:p>
+    <w:tbl>
+      <w:tblPr>
+        <w:tblStyle w:val="LightShading-Accent1"/>
+        <w:tblW w:type="auto" w:w="0"/>
+        <w:tblLook w:firstColumn="1" w:firstRow="1" w:lastColumn="0" w:lastRow="0" w:noHBand="0" w:noVBand="1" w:val="04A0"/>
+      </w:tblPr>
+      <w:tblGrid>
+        <w:gridCol w:w="5112"/>
+        <w:gridCol w:w="5112"/>
+      </w:tblGrid>
+      <w:tr>
+        <w:trPr>
+          <w:tblHeader/>
+        </w:trPr>
+        <w:tc>
+          <w:tcPr>
+            <w:tcW w:type="dxa" w:w="5112"/>
+          </w:tcPr>
+          <w:p>
+            <w:r>
+              <w:t>Evidence to keep</w:t>
+            </w:r>
+          </w:p>
+        </w:tc>
+        <w:tc>
+          <w:tcPr>
+            <w:tcW w:type="dxa" w:w="5112"/>
+          </w:tcPr>
+          <w:p>
+            <w:r>
+              <w:t>My record</w:t>
+            </w:r>
+          </w:p>
+        </w:tc>
+      </w:tr>
+      <w:tr>
+        <w:tc>
+          <w:tcPr>
+            <w:tcW w:type="dxa" w:w="5112"/>
+          </w:tcPr>
+          <w:p>
+            <w:r>
+              <w:t>This week’s input and deciding step</w:t>
+            </w:r>
+          </w:p>
+        </w:tc>
+        <w:tc>
+          <w:tcPr>
+            <w:tcW w:type="dxa" w:w="5112"/>
+          </w:tcPr>
+          <w:p>
+            <w:r/>
+          </w:p>
+        </w:tc>
+      </w:tr>
+      <w:tr>
+        <w:tc>
+          <w:tcPr>
+            <w:tcW w:type="dxa" w:w="5112"/>
+          </w:tcPr>
+          <w:p>
+            <w:r>
+              <w:t>Prediction and actual result (or labelled paper trace)</w:t>
+            </w:r>
+          </w:p>
+        </w:tc>
+        <w:tc>
+          <w:tcPr>
+            <w:tcW w:type="dxa" w:w="5112"/>
+          </w:tcPr>
+          <w:p>
+            <w:r/>
+          </w:p>
+        </w:tc>
+      </w:tr>
+      <w:tr>
+        <w:tc>
+          <w:tcPr>
+            <w:tcW w:type="dxa" w:w="5112"/>
+          </w:tcPr>
+          <w:p>
+            <w:r>
+              <w:t>One change since the previous checkpoint and why</w:t>
+            </w:r>
+          </w:p>
+        </w:tc>
+        <w:tc>
+          <w:tcPr>
+            <w:tcW w:type="dxa" w:w="5112"/>
+          </w:tcPr>
+          <w:p>
+            <w:r/>
+          </w:p>
+        </w:tc>
+      </w:tr>
+      <w:tr>
+        <w:tc>
+          <w:tcPr>
+            <w:tcW w:type="dxa" w:w="5112"/>
+          </w:tcPr>
+          <w:p>
+            <w:r>
+              <w:t>One error or limit and the next test</w:t>
+            </w:r>
+          </w:p>
+        </w:tc>
+        <w:tc>
+          <w:tcPr>
+            <w:tcW w:type="dxa" w:w="5112"/>
+          </w:tcPr>
+          <w:p>
+            <w:r/>
+          </w:p>
+        </w:tc>
+      </w:tr>
+    </w:tbl>
+    <w:p>
+      <w:pPr>
+        <w:pStyle w:val="Heading3"/>
+      </w:pPr>
+      <w:r>
+        <w:t>Explain what this week adds to your project. Reuse last week’s record rather than starting again.</w:t>
+      </w:r>
+    </w:p>
+    <w:p>
+      <w:r>
+        <w:t>________________________________________________________________</w:t>
+      </w:r>
+    </w:p>
+    <w:p>
+      <w:r>
+        <w:t>________________________________________________________________</w:t>
+      </w:r>
+    </w:p>
+    <w:p>
+      <w:r>
+        <w:t>________________________________________________________________</w:t>
+      </w:r>
+    </w:p>
+    <w:p>
+      <w:r>
+        <w:t>________________________________________________________________</w:t>
+      </w:r>
+    </w:p>
+    <w:p>
+      <w:r>
+        <w:t>________________________________________________________________</w:t>
+      </w:r>
+    </w:p>
     <w:sectPr>
       <w:pgSz w:w="12240" w:h="15840"/>
       <w:pgMar w:top="936" w:right="1008" w:bottom="936" w:left="1008" w:header="720" w:footer="720" w:gutter="0"/>

--- a/downloads/workbook/ai-6-week-04.docx
+++ b/downloads/workbook/ai-6-week-04.docx
@@ -1097,6 +1097,230 @@
         <w:t>________________________________________________________________</w:t>
       </w:r>
     </w:p>
+    <w:p>
+      <w:pPr>
+        <w:pStyle w:val="Heading1"/>
+      </w:pPr>
+      <w:r>
+        <w:t>14. Supported practice and learning evidence</w:t>
+      </w:r>
+    </w:p>
+    <w:p>
+      <w:r>
+        <w:t>Use this supported practice once, in the browser or on paper. Keep the reserved independent assessment for a separate first attempt before teacher feedback.</w:t>
+      </w:r>
+    </w:p>
+    <w:p>
+      <w:r>
+        <w:t>Settings and a sealed credential. A classroom bot needs a public answer-length setting and a private access token.</w:t>
+      </w:r>
+    </w:p>
+    <w:p>
+      <w:pPr>
+        <w:pStyle w:val="Heading3"/>
+      </w:pPr>
+      <w:r>
+        <w:t>Practice 1: explain the deciding evidence</w:t>
+      </w:r>
+    </w:p>
+    <w:p>
+      <w:r>
+        <w:t>Which labelled step matches this detail? Record startup success without printing the token.</w:t>
+      </w:r>
+    </w:p>
+    <w:p>
+      <w:r>
+        <w:t>1. Load credential</w:t>
+      </w:r>
+    </w:p>
+    <w:p>
+      <w:r>
+        <w:t>2. Log safely</w:t>
+      </w:r>
+    </w:p>
+    <w:p>
+      <w:r>
+        <w:t>3. Load setting</w:t>
+      </w:r>
+    </w:p>
+    <w:p>
+      <w:pPr>
+        <w:pStyle w:val="Heading3"/>
+      </w:pPr>
+      <w:r>
+        <w:t>My selected conclusion, deciding fact and explanation</w:t>
+      </w:r>
+    </w:p>
+    <w:p>
+      <w:r>
+        <w:t>________________________________________________________________</w:t>
+      </w:r>
+    </w:p>
+    <w:p>
+      <w:r>
+        <w:t>________________________________________________________________</w:t>
+      </w:r>
+    </w:p>
+    <w:p>
+      <w:r>
+        <w:t>________________________________________________________________</w:t>
+      </w:r>
+    </w:p>
+    <w:p>
+      <w:r>
+        <w:t>________________________________________________________________</w:t>
+      </w:r>
+    </w:p>
+    <w:p>
+      <w:r>
+        <w:t>________________________________________________________________</w:t>
+      </w:r>
+    </w:p>
+    <w:p>
+      <w:r>
+        <w:t>Hint if needed: Read the steps in the pictorial case. Match the supplied detail to the stage that performs or records it.</w:t>
+      </w:r>
+    </w:p>
+    <w:p>
+      <w:r>
+        <w:t>After your attempt, compare with the supported explanation: Log safely Record startup success without printing the token. Configuration controls behaviour. A credential grants access and needs different storage and handling.</w:t>
+      </w:r>
+    </w:p>
+    <w:p>
+      <w:pPr>
+        <w:pStyle w:val="Heading3"/>
+      </w:pPr>
+      <w:r>
+        <w:t>Practice 2: explain the deciding evidence</w:t>
+      </w:r>
+    </w:p>
+    <w:p>
+      <w:r>
+        <w:t>Changed-case practice: Change maximum_words to 60. Which conclusion is supported by the supplied facts?</w:t>
+      </w:r>
+    </w:p>
+    <w:p>
+      <w:r>
+        <w:t>1. This one example guarantees correct results for every future input.</w:t>
+      </w:r>
+    </w:p>
+    <w:p>
+      <w:r>
+        <w:t>2. The configured answer limit becomes 60; the private token stays unchanged.</w:t>
+      </w:r>
+    </w:p>
+    <w:p>
+      <w:r>
+        <w:t>3. We can decide the result without examining the changed input or the procedure.</w:t>
+      </w:r>
+    </w:p>
+    <w:p>
+      <w:pPr>
+        <w:pStyle w:val="Heading3"/>
+      </w:pPr>
+      <w:r>
+        <w:t>My selected conclusion, deciding fact and explanation</w:t>
+      </w:r>
+    </w:p>
+    <w:p>
+      <w:r>
+        <w:t>________________________________________________________________</w:t>
+      </w:r>
+    </w:p>
+    <w:p>
+      <w:r>
+        <w:t>________________________________________________________________</w:t>
+      </w:r>
+    </w:p>
+    <w:p>
+      <w:r>
+        <w:t>________________________________________________________________</w:t>
+      </w:r>
+    </w:p>
+    <w:p>
+      <w:r>
+        <w:t>________________________________________________________________</w:t>
+      </w:r>
+    </w:p>
+    <w:p>
+      <w:r>
+        <w:t>________________________________________________________________</w:t>
+      </w:r>
+    </w:p>
+    <w:p>
+      <w:r>
+        <w:t>Hint if needed: Use the changed condition and the deciding step in the pictorial trace. The answer must say what follows from those facts.</w:t>
+      </w:r>
+    </w:p>
+    <w:p>
+      <w:r>
+        <w:t>After your attempt, compare with the supported explanation: The configured answer limit becomes 60; the private token stays unchanged. An ordinary length setting does not require replacing the credential.</w:t>
+      </w:r>
+    </w:p>
+    <w:p>
+      <w:pPr>
+        <w:pStyle w:val="Heading3"/>
+      </w:pPr>
+      <w:r>
+        <w:t>Repair a missing building block</w:t>
+      </w:r>
+    </w:p>
+    <w:p>
+      <w:r>
+        <w:t>Review Typed contracts and schemas (ai-6/3). Goal: Explain the mechanism and terminology of typed contracts and schemas. Short practice: Compare A’s count 4 with B’s count "4". Which record passes, which gate rejects B, and why does changing A’s count to -1 create a different failure?. Return to this week and explain what you changed.</w:t>
+      </w:r>
+    </w:p>
+    <w:p>
+      <w:r>
+        <w:t>Review Requirements and service boundaries (ai-6/1). Goal: Explain the mechanism and terminology of requirements and service boundaries. Short practice: Split the museum visitor’s request into two operations. Which can the service perform for P, and what happens to each operation when Q has no approved card?. Return to this week and explain what you changed.</w:t>
+      </w:r>
+    </w:p>
+    <w:p>
+      <w:pPr>
+        <w:pStyle w:val="Heading3"/>
+      </w:pPr>
+      <w:r>
+        <w:t>Keep your completed work</w:t>
+      </w:r>
+    </w:p>
+    <w:p>
+      <w:r>
+        <w:t>Use Download completed work in the hosted lesson to export your answers, reflections, practice feedback and code-run evidence. Open the HTML copy to read or print it. Drafts stay in this browser when storage is available; clear drafts on a shared device.</w:t>
+      </w:r>
+    </w:p>
+    <w:p>
+      <w:pPr>
+        <w:pStyle w:val="Heading3"/>
+      </w:pPr>
+      <w:r>
+        <w:t>What I repaired, the evidence I kept and the next test</w:t>
+      </w:r>
+    </w:p>
+    <w:p>
+      <w:r>
+        <w:t>________________________________________________________________</w:t>
+      </w:r>
+    </w:p>
+    <w:p>
+      <w:r>
+        <w:t>________________________________________________________________</w:t>
+      </w:r>
+    </w:p>
+    <w:p>
+      <w:r>
+        <w:t>________________________________________________________________</w:t>
+      </w:r>
+    </w:p>
+    <w:p>
+      <w:r>
+        <w:t>________________________________________________________________</w:t>
+      </w:r>
+    </w:p>
+    <w:p>
+      <w:r>
+        <w:t>________________________________________________________________</w:t>
+      </w:r>
+    </w:p>
     <w:sectPr>
       <w:pgSz w:w="12240" w:h="15840"/>
       <w:pgMar w:top="936" w:right="1008" w:bottom="936" w:left="1008" w:header="720" w:footer="720" w:gutter="0"/>

--- a/downloads/workbook/ai-6-week-04.docx
+++ b/downloads/workbook/ai-6-week-04.docx
@@ -30,33 +30,45 @@
     </w:p>
     <w:p>
       <w:r>
-        <w:t>Try the recall before opening notes. Then use a different colour or a labelled second line to correct your explanation.</w:t>
+        <w:t>Record your starting explanation for Configuration and secrets before opening notes. Show any later correction separately.</w:t>
       </w:r>
     </w:p>
     <w:p>
       <w:pPr>
-        <w:pStyle w:val="Heading3"/>
-      </w:pPr>
-      <w:r>
-        <w:t>Typed contracts and schemas</w:t>
+        <w:spacing w:line="336" w:lineRule="auto" w:after="180"/>
+      </w:pPr>
+      <w:r>
+        <w:rPr>
+          <w:b w:val="0"/>
+        </w:rPr>
+        <w:t>Try the recall before opening notes. Then use a different colour or a labelled second line to correct your explanation.</w:t>
       </w:r>
     </w:p>
     <w:p>
-      <w:r>
-        <w:t>Without opening the old lesson, explain one key idea from Typed contracts and schemas. Give an example and a mistake that the idea helps you avoid.</w:t>
+      <w:pPr>
+        <w:pStyle w:val="Heading3"/>
+      </w:pPr>
+      <w:r>
+        <w:t>Typed contracts and schemas</w:t>
       </w:r>
     </w:p>
     <w:p>
       <w:pPr>
-        <w:pStyle w:val="Heading3"/>
-      </w:pPr>
-      <w:r>
-        <w:t>My remembered idea, example and correction</w:t>
+        <w:spacing w:line="336" w:lineRule="auto" w:after="180"/>
+      </w:pPr>
+      <w:r>
+        <w:rPr>
+          <w:b w:val="0"/>
+        </w:rPr>
+        <w:t>Without opening the old lesson, explain one key idea from Typed contracts and schemas. Give an example and a mistake that the idea helps you avoid.</w:t>
       </w:r>
     </w:p>
     <w:p>
-      <w:r>
-        <w:t>________________________________________________________________</w:t>
+      <w:pPr>
+        <w:pStyle w:val="Heading3"/>
+      </w:pPr>
+      <w:r>
+        <w:t>My remembered idea, example and correction</w:t>
       </w:r>
     </w:p>
     <w:p>
@@ -70,29 +82,35 @@
       </w:r>
     </w:p>
     <w:p>
-      <w:pPr>
-        <w:pStyle w:val="Heading3"/>
-      </w:pPr>
-      <w:r>
-        <w:t>Requirements and service boundaries</w:t>
+      <w:r>
+        <w:t>________________________________________________________________</w:t>
       </w:r>
     </w:p>
     <w:p>
-      <w:r>
-        <w:t>Without opening the old lesson, explain one key idea from Requirements and service boundaries. Give an example and a mistake that the idea helps you avoid.</w:t>
+      <w:pPr>
+        <w:pStyle w:val="Heading3"/>
+      </w:pPr>
+      <w:r>
+        <w:t>Requirements and service boundaries</w:t>
       </w:r>
     </w:p>
     <w:p>
       <w:pPr>
-        <w:pStyle w:val="Heading3"/>
-      </w:pPr>
-      <w:r>
-        <w:t>My remembered idea, example and correction</w:t>
+        <w:spacing w:line="336" w:lineRule="auto" w:after="180"/>
+      </w:pPr>
+      <w:r>
+        <w:rPr>
+          <w:b w:val="0"/>
+        </w:rPr>
+        <w:t>Without opening the old lesson, explain one key idea from Requirements and service boundaries. Give an example and a mistake that the idea helps you avoid.</w:t>
       </w:r>
     </w:p>
     <w:p>
-      <w:r>
-        <w:t>________________________________________________________________</w:t>
+      <w:pPr>
+        <w:pStyle w:val="Heading3"/>
+      </w:pPr>
+      <w:r>
+        <w:t>My remembered idea, example and correction</w:t>
       </w:r>
     </w:p>
     <w:p>
@@ -106,16 +124,56 @@
       </w:r>
     </w:p>
     <w:p>
-      <w:pPr>
-        <w:pStyle w:val="Heading1"/>
-      </w:pPr>
-      <w:r>
-        <w:t>02. Practise with fading help</w:t>
+      <w:r>
+        <w:t>________________________________________________________________</w:t>
       </w:r>
     </w:p>
     <w:p>
-      <w:r>
-        <w:t>Use W2: Trace the worked case for Configuration and secrets. Record the answer once; the lesson and workbook refer to the same attempt.</w:t>
+      <w:pPr>
+        <w:pStyle w:val="Heading1"/>
+      </w:pPr>
+      <w:r>
+        <w:t>02. Practise with fading help</w:t>
+      </w:r>
+    </w:p>
+    <w:p>
+      <w:r>
+        <w:t>Complete the supported Configuration and secrets trace and record the first step you can explain without help.</w:t>
+      </w:r>
+    </w:p>
+    <w:p>
+      <w:pPr>
+        <w:spacing w:line="336" w:lineRule="auto" w:after="180"/>
+      </w:pPr>
+      <w:r>
+        <w:rPr>
+          <w:b w:val="0"/>
+        </w:rPr>
+        <w:t xml:space="preserve">Use W2: Trace the worked case for </w:t>
+      </w:r>
+      <w:r>
+        <w:rPr>
+          <w:b/>
+        </w:rPr>
+        <w:t>Configuration</w:t>
+      </w:r>
+      <w:r>
+        <w:rPr>
+          <w:b w:val="0"/>
+        </w:rPr>
+        <w:t xml:space="preserve"> and </w:t>
+      </w:r>
+      <w:r>
+        <w:rPr>
+          <w:b/>
+        </w:rPr>
+        <w:t>secret</w:t>
+      </w:r>
+      <w:r>
+        <w:rPr>
+          <w:b w:val="0"/>
+        </w:rPr>
+        <w:t>s. Record the answer once; the lesson and workbook refer to the same attempt.</w:t>
       </w:r>
     </w:p>
     <w:tbl>
@@ -243,25 +301,61 @@
     </w:p>
     <w:p>
       <w:r>
-        <w:t>Use the worked case for Configuration and secrets. Proposed explanation: “The worked result establishes every future case”. Decide whether this explanation is supported. Point to the step or supplied fact that decides; explain your repair if needed.</w:t>
+        <w:t>Check the proposed Configuration and secrets explanation against the supplied facts before discussing it.</w:t>
       </w:r>
     </w:p>
     <w:p>
       <w:pPr>
-        <w:pStyle w:val="Heading3"/>
-      </w:pPr>
-      <w:r>
-        <w:t>My explanation before partner discussion</w:t>
+        <w:spacing w:line="336" w:lineRule="auto" w:after="180"/>
+      </w:pPr>
+      <w:r>
+        <w:rPr>
+          <w:b w:val="0"/>
+        </w:rPr>
+        <w:t xml:space="preserve">Use the worked case for </w:t>
+      </w:r>
+      <w:r>
+        <w:rPr>
+          <w:b/>
+        </w:rPr>
+        <w:t>Configuration</w:t>
+      </w:r>
+      <w:r>
+        <w:rPr>
+          <w:b w:val="0"/>
+        </w:rPr>
+        <w:t xml:space="preserve"> and </w:t>
+      </w:r>
+      <w:r>
+        <w:rPr>
+          <w:b/>
+        </w:rPr>
+        <w:t>secret</w:t>
+      </w:r>
+      <w:r>
+        <w:rPr>
+          <w:b w:val="0"/>
+        </w:rPr>
+        <w:t>s. Proposed explanation: “The worked result establishes every future case”. Decide whether this explanation is supported.</w:t>
       </w:r>
     </w:p>
     <w:p>
-      <w:r>
-        <w:t>________________________________________________________________</w:t>
+      <w:pPr>
+        <w:spacing w:line="336" w:lineRule="auto" w:after="180"/>
+      </w:pPr>
+      <w:r>
+        <w:rPr>
+          <w:b w:val="0"/>
+        </w:rPr>
+        <w:t>Point to the step or supplied fact that decides; explain your repair if needed.</w:t>
       </w:r>
     </w:p>
     <w:p>
-      <w:r>
-        <w:t>________________________________________________________________</w:t>
+      <w:pPr>
+        <w:pStyle w:val="Heading3"/>
+      </w:pPr>
+      <w:r>
+        <w:t>My explanation before partner discussion</w:t>
       </w:r>
     </w:p>
     <w:p>
@@ -275,47 +369,66 @@
       </w:r>
     </w:p>
     <w:p>
-      <w:pPr>
-        <w:pStyle w:val="Heading1"/>
-      </w:pPr>
-      <w:r>
-        <w:t>04. Independent transfer case</w:t>
+      <w:r>
+        <w:t>________________________________________________________________</w:t>
       </w:r>
     </w:p>
     <w:p>
-      <w:pPr>
-        <w:pStyle w:val="Heading3"/>
-      </w:pPr>
-      <w:r>
-        <w:t>Independent case: Apply a new case independently</w:t>
+      <w:r>
+        <w:t>________________________________________________________________</w:t>
       </w:r>
     </w:p>
     <w:p>
-      <w:r>
-        <w:t>Server secret exists, but a browser error includes its full value. What failed and what record should be produced instead?</w:t>
+      <w:pPr>
+        <w:pStyle w:val="Heading1"/>
+      </w:pPr>
+      <w:r>
+        <w:t>04. Independent transfer case</w:t>
       </w:r>
     </w:p>
     <w:p>
-      <w:pPr>
-        <w:pStyle w:val="Heading3"/>
-      </w:pPr>
-      <w:r>
-        <w:t>My independent explanation, trace and limits</w:t>
+      <w:r>
+        <w:t>Write one first attempt at the reserved independent case before feedback. Repeated copies of that case refer to the same recorded attempt.</w:t>
       </w:r>
     </w:p>
     <w:p>
-      <w:r>
-        <w:t>________________________________________________________________</w:t>
+      <w:pPr>
+        <w:pStyle w:val="Heading3"/>
+      </w:pPr>
+      <w:r>
+        <w:t>Independent case: Apply a new case independently</w:t>
       </w:r>
     </w:p>
     <w:p>
-      <w:r>
-        <w:t>________________________________________________________________</w:t>
+      <w:pPr>
+        <w:spacing w:line="336" w:lineRule="auto" w:after="180"/>
+        <w:shd w:fill="F5F1FB"/>
+      </w:pPr>
+      <w:r>
+        <w:rPr>
+          <w:b w:val="0"/>
+        </w:rPr>
+        <w:t xml:space="preserve">Server </w:t>
+      </w:r>
+      <w:r>
+        <w:rPr>
+          <w:b/>
+        </w:rPr>
+        <w:t>secret</w:t>
+      </w:r>
+      <w:r>
+        <w:rPr>
+          <w:b w:val="0"/>
+        </w:rPr>
+        <w:t xml:space="preserve"> exists, but a browser error includes its full value. What failed and what record should be produced instead?</w:t>
       </w:r>
     </w:p>
     <w:p>
-      <w:r>
-        <w:t>________________________________________________________________</w:t>
+      <w:pPr>
+        <w:pStyle w:val="Heading3"/>
+      </w:pPr>
+      <w:r>
+        <w:t>My independent explanation, trace and limits</w:t>
       </w:r>
     </w:p>
     <w:p>
@@ -340,48 +453,96 @@
     </w:p>
     <w:p>
       <w:r>
-        <w:t>Attempt this case before feedback. Record any help. Earlier examples below are further practice; a case already practised with feedback cannot establish fresh transfer.</w:t>
+        <w:t>________________________________________________________________</w:t>
       </w:r>
     </w:p>
     <w:p>
-      <w:pPr>
-        <w:pStyle w:val="Heading1"/>
-      </w:pPr>
-      <w:r>
-        <w:t>05. W1 Explain the mechanism</w:t>
+      <w:r>
+        <w:t>________________________________________________________________</w:t>
       </w:r>
     </w:p>
     <w:p>
       <w:r>
-        <w:t>Explain the weekly mechanism in your own words. Use the worked scenario to name its input, decision rule and output.</w:t>
+        <w:t>________________________________________________________________</w:t>
       </w:r>
     </w:p>
     <w:p>
       <w:pPr>
-        <w:pStyle w:val="Heading3"/>
-      </w:pPr>
-      <w:r>
-        <w:t>My reasoning and evidence</w:t>
+        <w:spacing w:line="336" w:lineRule="auto" w:after="180"/>
+      </w:pPr>
+      <w:r>
+        <w:rPr>
+          <w:b w:val="0"/>
+        </w:rPr>
+        <w:t>Attempt this case before feedback. Record any help. Earlier examples below are further practice; a case already practised with feedback cannot establish fresh transfer.</w:t>
       </w:r>
     </w:p>
     <w:p>
-      <w:r>
-        <w:t>________________________________________________________________</w:t>
+      <w:pPr>
+        <w:pStyle w:val="Heading1"/>
+      </w:pPr>
+      <w:r>
+        <w:t>05. W1 Explain the mechanism</w:t>
       </w:r>
     </w:p>
     <w:p>
       <w:r>
-        <w:t>________________________________________________________________</w:t>
+        <w:t>Explain the mechanism. Apply the supplied Configuration and secrets facts and keep your reasoning.</w:t>
       </w:r>
     </w:p>
     <w:p>
-      <w:r>
-        <w:t>________________________________________________________________</w:t>
+      <w:pPr>
+        <w:spacing w:line="336" w:lineRule="auto" w:after="180"/>
+      </w:pPr>
+      <w:r>
+        <w:rPr>
+          <w:b w:val="0"/>
+        </w:rPr>
+        <w:t xml:space="preserve">Explain the weekly </w:t>
+      </w:r>
+      <w:r>
+        <w:rPr>
+          <w:b/>
+        </w:rPr>
+        <w:t>mechanism</w:t>
+      </w:r>
+      <w:r>
+        <w:rPr>
+          <w:b w:val="0"/>
+        </w:rPr>
+        <w:t xml:space="preserve"> in your own words. Use the worked scenario to name its </w:t>
+      </w:r>
+      <w:r>
+        <w:rPr>
+          <w:b/>
+        </w:rPr>
+        <w:t>input</w:t>
+      </w:r>
+      <w:r>
+        <w:rPr>
+          <w:b w:val="0"/>
+        </w:rPr>
+        <w:t xml:space="preserve">, decision rule and </w:t>
+      </w:r>
+      <w:r>
+        <w:rPr>
+          <w:b/>
+        </w:rPr>
+        <w:t>output</w:t>
+      </w:r>
+      <w:r>
+        <w:rPr>
+          <w:b w:val="0"/>
+        </w:rPr>
+        <w:t>.</w:t>
       </w:r>
     </w:p>
     <w:p>
-      <w:r>
-        <w:t>________________________________________________________________</w:t>
+      <w:pPr>
+        <w:pStyle w:val="Heading3"/>
+      </w:pPr>
+      <w:r>
+        <w:t>My reasoning and evidence</w:t>
       </w:r>
     </w:p>
     <w:p>
@@ -395,24 +556,18 @@
       </w:r>
     </w:p>
     <w:p>
-      <w:pPr>
-        <w:pStyle w:val="Heading1"/>
-      </w:pPr>
-      <w:r>
-        <w:t>06. W2 Trace the worked case</w:t>
+      <w:r>
+        <w:t>________________________________________________________________</w:t>
       </w:r>
     </w:p>
     <w:p>
       <w:r>
-        <w:t>A startup script prints every environment variable while debugging a missing data version. Show the intermediate steps and give the conclusion with its scope.</w:t>
+        <w:t>________________________________________________________________</w:t>
       </w:r>
     </w:p>
     <w:p>
-      <w:pPr>
-        <w:pStyle w:val="Heading3"/>
-      </w:pPr>
-      <w:r>
-        <w:t>My reasoning and evidence</w:t>
+      <w:r>
+        <w:t>________________________________________________________________</w:t>
       </w:r>
     </w:p>
     <w:p>
@@ -421,23 +576,35 @@
       </w:r>
     </w:p>
     <w:p>
-      <w:r>
-        <w:t>________________________________________________________________</w:t>
+      <w:pPr>
+        <w:pStyle w:val="Heading1"/>
+      </w:pPr>
+      <w:r>
+        <w:t>06. W2 Trace the worked case</w:t>
       </w:r>
     </w:p>
     <w:p>
       <w:r>
-        <w:t>________________________________________________________________</w:t>
+        <w:t>Trace the worked case. Apply the supplied Configuration and secrets facts and keep your reasoning.</w:t>
       </w:r>
     </w:p>
     <w:p>
-      <w:r>
-        <w:t>________________________________________________________________</w:t>
+      <w:pPr>
+        <w:spacing w:line="336" w:lineRule="auto" w:after="180"/>
+      </w:pPr>
+      <w:r>
+        <w:rPr>
+          <w:b w:val="0"/>
+        </w:rPr>
+        <w:t>A startup script prints every environment variable while debugging a missing data version. Show the intermediate steps and give the conclusion with its scope.</w:t>
       </w:r>
     </w:p>
     <w:p>
-      <w:r>
-        <w:t>________________________________________________________________</w:t>
+      <w:pPr>
+        <w:pStyle w:val="Heading3"/>
+      </w:pPr>
+      <w:r>
+        <w:t>My reasoning and evidence</w:t>
       </w:r>
     </w:p>
     <w:p>
@@ -451,24 +618,18 @@
       </w:r>
     </w:p>
     <w:p>
-      <w:pPr>
-        <w:pStyle w:val="Heading1"/>
-      </w:pPr>
-      <w:r>
-        <w:t>07. W3 Audit the limit</w:t>
+      <w:r>
+        <w:t>________________________________________________________________</w:t>
       </w:r>
     </w:p>
     <w:p>
       <w:r>
-        <w:t>A report omits this qualification: A classroom mock is not a production credential-management design; no real secrets are needed here. Explain how omitting it could change a reader's interpretation, and write an accurate replacement.</w:t>
+        <w:t>________________________________________________________________</w:t>
       </w:r>
     </w:p>
     <w:p>
-      <w:pPr>
-        <w:pStyle w:val="Heading3"/>
-      </w:pPr>
-      <w:r>
-        <w:t>My reasoning and evidence</w:t>
+      <w:r>
+        <w:t>________________________________________________________________</w:t>
       </w:r>
     </w:p>
     <w:p>
@@ -482,44 +643,68 @@
       </w:r>
     </w:p>
     <w:p>
-      <w:r>
-        <w:t>________________________________________________________________</w:t>
+      <w:pPr>
+        <w:pStyle w:val="Heading1"/>
+      </w:pPr>
+      <w:r>
+        <w:t>07. W3 Audit the limit</w:t>
       </w:r>
     </w:p>
     <w:p>
       <w:r>
-        <w:t>________________________________________________________________</w:t>
+        <w:t>Audit the limit. Apply the supplied Configuration and secrets facts and keep your reasoning.</w:t>
       </w:r>
     </w:p>
     <w:p>
-      <w:r>
-        <w:t>________________________________________________________________</w:t>
+      <w:pPr>
+        <w:spacing w:line="336" w:lineRule="auto" w:after="180"/>
+      </w:pPr>
+      <w:r>
+        <w:rPr>
+          <w:b w:val="0"/>
+        </w:rPr>
+        <w:t xml:space="preserve">A report omits this qualification: A classroom mock is not a production credential-management design; no real </w:t>
+      </w:r>
+      <w:r>
+        <w:rPr>
+          <w:b/>
+        </w:rPr>
+        <w:t>secret</w:t>
+      </w:r>
+      <w:r>
+        <w:rPr>
+          <w:b w:val="0"/>
+        </w:rPr>
+        <w:t>s are needed here.</w:t>
       </w:r>
     </w:p>
     <w:p>
-      <w:r>
-        <w:t>________________________________________________________________</w:t>
+      <w:pPr>
+        <w:spacing w:line="336" w:lineRule="auto" w:after="180"/>
+      </w:pPr>
+      <w:r>
+        <w:rPr>
+          <w:b w:val="0"/>
+        </w:rPr>
+        <w:t>Explain how omitting it could change a reader's interpretation, and write an accurate replacement.</w:t>
       </w:r>
     </w:p>
     <w:p>
       <w:pPr>
-        <w:pStyle w:val="Heading1"/>
-      </w:pPr>
-      <w:r>
-        <w:t>08. W4 Apply a new case independently</w:t>
+        <w:pStyle w:val="Heading3"/>
+      </w:pPr>
+      <w:r>
+        <w:t>My reasoning and evidence</w:t>
       </w:r>
     </w:p>
     <w:p>
       <w:r>
-        <w:t>Server secret exists, but a browser error includes its full value. What failed and what record should be produced instead?</w:t>
+        <w:t>________________________________________________________________</w:t>
       </w:r>
     </w:p>
     <w:p>
-      <w:pPr>
-        <w:pStyle w:val="Heading3"/>
-      </w:pPr>
-      <w:r>
-        <w:t>My reasoning and evidence</w:t>
+      <w:r>
+        <w:t>________________________________________________________________</w:t>
       </w:r>
     </w:p>
     <w:p>
@@ -543,44 +728,63 @@
       </w:r>
     </w:p>
     <w:p>
-      <w:r>
-        <w:t>________________________________________________________________</w:t>
+      <w:pPr>
+        <w:pStyle w:val="Heading1"/>
+      </w:pPr>
+      <w:r>
+        <w:t>08. W4 Apply a new case independently</w:t>
       </w:r>
     </w:p>
     <w:p>
       <w:r>
-        <w:t>________________________________________________________________</w:t>
+        <w:t>Attempt before feedback. If this repeats the selected independent case, reuse that first attempt; otherwise keep a separate record. Apply a new case independently. Apply the supplied Configuration and secrets facts and keep your reasoning.</w:t>
       </w:r>
     </w:p>
     <w:p>
-      <w:r>
-        <w:t>________________________________________________________________</w:t>
+      <w:pPr>
+        <w:spacing w:line="336" w:lineRule="auto" w:after="180"/>
+        <w:shd w:fill="F5F1FB"/>
+      </w:pPr>
+      <w:r>
+        <w:rPr>
+          <w:b w:val="0"/>
+        </w:rPr>
+        <w:t xml:space="preserve">Server </w:t>
+      </w:r>
+      <w:r>
+        <w:rPr>
+          <w:b/>
+        </w:rPr>
+        <w:t>secret</w:t>
+      </w:r>
+      <w:r>
+        <w:rPr>
+          <w:b w:val="0"/>
+        </w:rPr>
+        <w:t xml:space="preserve"> exists, but a browser error includes its full value. What failed and what record should be produced instead?</w:t>
       </w:r>
     </w:p>
     <w:p>
-      <w:r>
-        <w:t>________________________________________________________________</w:t>
+      <w:pPr>
+        <w:pStyle w:val="Heading3"/>
+      </w:pPr>
+      <w:r>
+        <w:t>My reasoning and evidence</w:t>
       </w:r>
     </w:p>
     <w:p>
-      <w:pPr>
-        <w:pStyle w:val="Heading1"/>
-      </w:pPr>
-      <w:r>
-        <w:t>09. W5 Design a revealing follow-up</w:t>
+      <w:r>
+        <w:t>________________________________________________________________</w:t>
       </w:r>
     </w:p>
     <w:p>
       <w:r>
-        <w:t>For the worked scenario, propose one additional case that could reveal a failure, describe its expected outcome before running it, and explain what would need to remain fixed for a fair comparison. Do not reuse W4 as a new final test after receiving feedback.</w:t>
+        <w:t>________________________________________________________________</w:t>
       </w:r>
     </w:p>
     <w:p>
-      <w:pPr>
-        <w:pStyle w:val="Heading3"/>
-      </w:pPr>
-      <w:r>
-        <w:t>My reasoning and evidence</w:t>
+      <w:r>
+        <w:t>________________________________________________________________</w:t>
       </w:r>
     </w:p>
     <w:p>
@@ -609,26 +813,38 @@
       </w:r>
     </w:p>
     <w:p>
-      <w:r>
-        <w:t>________________________________________________________________</w:t>
+      <w:pPr>
+        <w:pStyle w:val="Heading1"/>
+      </w:pPr>
+      <w:r>
+        <w:t>09. W5 Design a revealing follow-up</w:t>
       </w:r>
     </w:p>
     <w:p>
       <w:r>
-        <w:t>________________________________________________________________</w:t>
+        <w:t>Design a revealing follow-up. Apply the supplied Configuration and secrets facts and keep your reasoning.</w:t>
       </w:r>
     </w:p>
     <w:p>
       <w:pPr>
-        <w:pStyle w:val="Heading1"/>
-      </w:pPr>
-      <w:r>
-        <w:t>10. Project checkpoint and reflection</w:t>
+        <w:spacing w:line="336" w:lineRule="auto" w:after="180"/>
+      </w:pPr>
+      <w:r>
+        <w:rPr>
+          <w:b w:val="0"/>
+        </w:rPr>
+        <w:t>For the worked scenario, propose one additional case that could reveal a failure, describe its expected outcome before running it, and explain what would need to remain fixed for a fair comparison.</w:t>
       </w:r>
     </w:p>
     <w:p>
-      <w:r>
-        <w:t>Add a labelled configuration and secrets evidence sheet to Grounded Learning Service. Show how you can explain the mechanism and terminology of configuration and secrets. Use the supplied fictional case and keep its inputs, intermediate steps, calculation or prediction, and limitation. Connect this record to last week’s record; a matching answer without a trace is insufficient.</w:t>
+      <w:pPr>
+        <w:spacing w:line="336" w:lineRule="auto" w:after="180"/>
+      </w:pPr>
+      <w:r>
+        <w:rPr>
+          <w:b w:val="0"/>
+        </w:rPr>
+        <w:t>Do not reuse W4 as a new final test after receiving feedback.</w:t>
       </w:r>
     </w:p>
     <w:p>
@@ -636,7 +852,7 @@
         <w:pStyle w:val="Heading3"/>
       </w:pPr>
       <w:r>
-        <w:t>My project change, supporting evidence and remaining limit</w:t>
+        <w:t>My reasoning and evidence</w:t>
       </w:r>
     </w:p>
     <w:p>
@@ -670,11 +886,190 @@
       </w:r>
     </w:p>
     <w:p>
+      <w:r>
+        <w:t>________________________________________________________________</w:t>
+      </w:r>
+    </w:p>
+    <w:p>
       <w:pPr>
         <w:pStyle w:val="Heading1"/>
       </w:pPr>
       <w:r>
+        <w:t>10. Project checkpoint and reflection</w:t>
+      </w:r>
+    </w:p>
+    <w:p>
+      <w:r>
+        <w:t>Connect Configuration and secrets to Grounded Learning Service, identify a limit and choose the next useful test.</w:t>
+      </w:r>
+    </w:p>
+    <w:p>
+      <w:pPr>
+        <w:spacing w:line="336" w:lineRule="auto" w:after="180"/>
+      </w:pPr>
+      <w:r>
+        <w:rPr>
+          <w:b w:val="0"/>
+        </w:rPr>
+        <w:t xml:space="preserve">Add a labelled </w:t>
+      </w:r>
+      <w:r>
+        <w:rPr>
+          <w:b/>
+        </w:rPr>
+        <w:t>configuration</w:t>
+      </w:r>
+      <w:r>
+        <w:rPr>
+          <w:b w:val="0"/>
+        </w:rPr>
+        <w:t xml:space="preserve"> and </w:t>
+      </w:r>
+      <w:r>
+        <w:rPr>
+          <w:b/>
+        </w:rPr>
+        <w:t>secret</w:t>
+      </w:r>
+      <w:r>
+        <w:rPr>
+          <w:b w:val="0"/>
+        </w:rPr>
+        <w:t xml:space="preserve">s </w:t>
+      </w:r>
+      <w:r>
+        <w:rPr>
+          <w:b/>
+        </w:rPr>
+        <w:t>evidence</w:t>
+      </w:r>
+      <w:r>
+        <w:rPr>
+          <w:b w:val="0"/>
+        </w:rPr>
+        <w:t xml:space="preserve"> sheet to Grounded Learning Service. Show how you can explain the </w:t>
+      </w:r>
+      <w:r>
+        <w:rPr>
+          <w:b/>
+        </w:rPr>
+        <w:t>mechanism</w:t>
+      </w:r>
+      <w:r>
+        <w:rPr>
+          <w:b w:val="0"/>
+        </w:rPr>
+        <w:t xml:space="preserve"> and terminology of </w:t>
+      </w:r>
+      <w:r>
+        <w:rPr>
+          <w:b/>
+        </w:rPr>
+        <w:t>configuration</w:t>
+      </w:r>
+      <w:r>
+        <w:rPr>
+          <w:b w:val="0"/>
+        </w:rPr>
+        <w:t xml:space="preserve"> and </w:t>
+      </w:r>
+      <w:r>
+        <w:rPr>
+          <w:b/>
+        </w:rPr>
+        <w:t>secret</w:t>
+      </w:r>
+      <w:r>
+        <w:rPr>
+          <w:b w:val="0"/>
+        </w:rPr>
+        <w:t>s.</w:t>
+      </w:r>
+    </w:p>
+    <w:p>
+      <w:pPr>
+        <w:spacing w:line="336" w:lineRule="auto" w:after="180"/>
+      </w:pPr>
+      <w:r>
+        <w:rPr>
+          <w:b w:val="0"/>
+        </w:rPr>
+        <w:t xml:space="preserve">Use the supplied fictional case and keep its </w:t>
+      </w:r>
+      <w:r>
+        <w:rPr>
+          <w:b/>
+        </w:rPr>
+        <w:t>input</w:t>
+      </w:r>
+      <w:r>
+        <w:rPr>
+          <w:b w:val="0"/>
+        </w:rPr>
+        <w:t xml:space="preserve">s, intermediate steps, calculation or </w:t>
+      </w:r>
+      <w:r>
+        <w:rPr>
+          <w:b/>
+        </w:rPr>
+        <w:t>prediction</w:t>
+      </w:r>
+      <w:r>
+        <w:rPr>
+          <w:b w:val="0"/>
+        </w:rPr>
+        <w:t>, and limitation. Connect this record to last week’s record; a matching answer without a trace is insufficient.</w:t>
+      </w:r>
+    </w:p>
+    <w:p>
+      <w:pPr>
+        <w:pStyle w:val="Heading3"/>
+      </w:pPr>
+      <w:r>
+        <w:t>My project change, supporting evidence and remaining limit</w:t>
+      </w:r>
+    </w:p>
+    <w:p>
+      <w:r>
+        <w:t>________________________________________________________________</w:t>
+      </w:r>
+    </w:p>
+    <w:p>
+      <w:r>
+        <w:t>________________________________________________________________</w:t>
+      </w:r>
+    </w:p>
+    <w:p>
+      <w:r>
+        <w:t>________________________________________________________________</w:t>
+      </w:r>
+    </w:p>
+    <w:p>
+      <w:r>
+        <w:t>________________________________________________________________</w:t>
+      </w:r>
+    </w:p>
+    <w:p>
+      <w:r>
+        <w:t>________________________________________________________________</w:t>
+      </w:r>
+    </w:p>
+    <w:p>
+      <w:r>
+        <w:t>________________________________________________________________</w:t>
+      </w:r>
+    </w:p>
+    <w:p>
+      <w:pPr>
+        <w:pStyle w:val="Heading1"/>
+      </w:pPr>
+      <w:r>
         <w:t>11. Feedback, return check and learning record</w:t>
+      </w:r>
+    </w:p>
+    <w:p>
+      <w:r>
+        <w:t>Record the first repaired step and a different case to revisit after a delay.</w:t>
       </w:r>
     </w:p>
     <w:tbl>
@@ -814,7 +1209,13 @@
       </w:tr>
     </w:tbl>
     <w:p>
-      <w:r>
+      <w:pPr>
+        <w:spacing w:line="336" w:lineRule="auto" w:after="180"/>
+      </w:pPr>
+      <w:r>
+        <w:rPr>
+          <w:b w:val="0"/>
+        </w:rPr>
         <w:t>Revisit this idea with your teacher after a delay. Familiarity is different from explaining and using it on a changed case.</w:t>
       </w:r>
     </w:p>
@@ -828,12 +1229,41 @@
     </w:p>
     <w:p>
       <w:r>
-        <w:t>Settings and a sealed credential. A classroom bot needs a public answer-length setting and a private access token.</w:t>
+        <w:t>Settings and a sealed credential. A classroom bot needs a public answer-length setting and a private access token. Explain the labelled step before checking the changed condition.</w:t>
       </w:r>
     </w:p>
     <w:p>
-      <w:r>
-        <w:t>maximum_words=80 is public configuration. A separate protected store holds a placeholder credential.</w:t>
+      <w:pPr>
+        <w:spacing w:line="336" w:lineRule="auto" w:after="180"/>
+      </w:pPr>
+      <w:r>
+        <w:rPr>
+          <w:b w:val="0"/>
+        </w:rPr>
+        <w:t>Settings and a sealed credential. A classroom bot needs a public answer-length setting and a private access token.</w:t>
+      </w:r>
+    </w:p>
+    <w:p>
+      <w:pPr>
+        <w:spacing w:line="336" w:lineRule="auto" w:after="180"/>
+      </w:pPr>
+      <w:r>
+        <w:rPr>
+          <w:b w:val="0"/>
+        </w:rPr>
+        <w:t xml:space="preserve">maximum_words=80 is public </w:t>
+      </w:r>
+      <w:r>
+        <w:rPr>
+          <w:b/>
+        </w:rPr>
+        <w:t>configuration</w:t>
+      </w:r>
+      <w:r>
+        <w:rPr>
+          <w:b w:val="0"/>
+        </w:rPr>
+        <w:t>. A separate protected store holds a placeholder credential.</w:t>
       </w:r>
     </w:p>
     <w:p>
@@ -873,7 +1303,14 @@
       </w:r>
     </w:p>
     <w:p>
-      <w:r>
+      <w:pPr>
+        <w:spacing w:line="336" w:lineRule="auto" w:after="180"/>
+        <w:shd w:fill="F5F1FB"/>
+      </w:pPr>
+      <w:r>
+        <w:rPr>
+          <w:b w:val="0"/>
+        </w:rPr>
         <w:t>Point to the public setting and the protected credential. What changes when maximum_words becomes 60, and which information must never appear in the startup log?</w:t>
       </w:r>
     </w:p>
@@ -916,36 +1353,128 @@
       </w:r>
     </w:p>
     <w:p>
-      <w:r>
-        <w:t>Support used: alone / hint / worked example. This record is practice evidence.</w:t>
+      <w:pPr>
+        <w:pStyle w:val="Heading3"/>
+      </w:pPr>
+      <w:r>
+        <w:t>Record the help used</w:t>
       </w:r>
     </w:p>
     <w:p>
-      <w:r>
-        <w:t>Project connection: For the Grounded Learning Service, retain an annotated trace and the changed-case result. Name the contract or evidence that makes the deciding step valid, so another team can review it.</w:t>
+      <w:pPr>
+        <w:spacing w:line="336" w:lineRule="auto" w:after="180"/>
+        <w:shd w:fill="F1F6F8"/>
+      </w:pPr>
+      <w:r>
+        <w:rPr>
+          <w:b w:val="0"/>
+        </w:rPr>
+        <w:t xml:space="preserve">Support used: alone / hint / worked example. This record is practice </w:t>
+      </w:r>
+      <w:r>
+        <w:rPr>
+          <w:b/>
+        </w:rPr>
+        <w:t>evidence</w:t>
+      </w:r>
+      <w:r>
+        <w:rPr>
+          <w:b w:val="0"/>
+        </w:rPr>
+        <w:t>.</w:t>
       </w:r>
     </w:p>
     <w:p>
       <w:pPr>
-        <w:pStyle w:val="Heading1"/>
-      </w:pPr>
-      <w:r>
-        <w:t>13. Project portfolio milestone</w:t>
+        <w:spacing w:line="336" w:lineRule="auto" w:after="180"/>
+      </w:pPr>
+      <w:r>
+        <w:rPr>
+          <w:b w:val="0"/>
+        </w:rPr>
+        <w:t xml:space="preserve">Project connection: For the Grounded Learning Service, retain an annotated trace and the changed-case result. Name the contract or </w:t>
+      </w:r>
+      <w:r>
+        <w:rPr>
+          <w:b/>
+        </w:rPr>
+        <w:t>evidence</w:t>
+      </w:r>
+      <w:r>
+        <w:rPr>
+          <w:b w:val="0"/>
+        </w:rPr>
+        <w:t xml:space="preserve"> that makes the deciding step valid, so another team can review it.</w:t>
       </w:r>
     </w:p>
     <w:p>
-      <w:r>
-        <w:t>Project: Grounded Learning Service</w:t>
+      <w:pPr>
+        <w:pStyle w:val="Heading1"/>
+      </w:pPr>
+      <w:r>
+        <w:t>13. Project portfolio milestone</w:t>
       </w:r>
     </w:p>
     <w:p>
       <w:r>
-        <w:t>Current milestone: Frame the need. Name the user, the problem, allowed inputs and a safe simple starting method.</w:t>
+        <w:t>Keep this week’s input, deciding step, result and limit together in the Grounded Learning Service record.</w:t>
       </w:r>
     </w:p>
     <w:p>
-      <w:r>
-        <w:t>For the Grounded Learning Service, retain an annotated trace and the changed-case result. Name the contract or evidence that makes the deciding step valid, so another team can review it.</w:t>
+      <w:pPr>
+        <w:spacing w:line="336" w:lineRule="auto" w:after="180"/>
+      </w:pPr>
+      <w:r>
+        <w:rPr>
+          <w:b w:val="0"/>
+        </w:rPr>
+        <w:t>Project: Grounded Learning Service</w:t>
+      </w:r>
+    </w:p>
+    <w:p>
+      <w:pPr>
+        <w:spacing w:line="336" w:lineRule="auto" w:after="180"/>
+      </w:pPr>
+      <w:r>
+        <w:rPr>
+          <w:b w:val="0"/>
+        </w:rPr>
+        <w:t xml:space="preserve">Current milestone: Frame the need. Name the user, the problem, allowed </w:t>
+      </w:r>
+      <w:r>
+        <w:rPr>
+          <w:b/>
+        </w:rPr>
+        <w:t>input</w:t>
+      </w:r>
+      <w:r>
+        <w:rPr>
+          <w:b w:val="0"/>
+        </w:rPr>
+        <w:t>s and a safe simple starting method.</w:t>
+      </w:r>
+    </w:p>
+    <w:p>
+      <w:pPr>
+        <w:spacing w:line="336" w:lineRule="auto" w:after="180"/>
+      </w:pPr>
+      <w:r>
+        <w:rPr>
+          <w:b w:val="0"/>
+        </w:rPr>
+        <w:t xml:space="preserve">For the Grounded Learning Service, retain an annotated trace and the changed-case result. Name the contract or </w:t>
+      </w:r>
+      <w:r>
+        <w:rPr>
+          <w:b/>
+        </w:rPr>
+        <w:t>evidence</w:t>
+      </w:r>
+      <w:r>
+        <w:rPr>
+          <w:b w:val="0"/>
+        </w:rPr>
+        <w:t xml:space="preserve"> that makes the deciding step valid, so another team can review it.</w:t>
       </w:r>
     </w:p>
     <w:tbl>
@@ -1107,53 +1636,92 @@
     </w:p>
     <w:p>
       <w:r>
-        <w:t>Use this supported practice once, in the browser or on paper. Keep the reserved independent assessment for a separate first attempt before teacher feedback.</w:t>
+        <w:t>Try the supported questions before comparing with hints and feedback. Record what you repaired and the evidence you retained.</w:t>
       </w:r>
     </w:p>
     <w:p>
-      <w:r>
-        <w:t>Settings and a sealed credential. A classroom bot needs a public answer-length setting and a private access token.</w:t>
+      <w:pPr>
+        <w:spacing w:line="336" w:lineRule="auto" w:after="180"/>
+      </w:pPr>
+      <w:r>
+        <w:rPr>
+          <w:b w:val="0"/>
+        </w:rPr>
+        <w:t>Use this supported practice once, in the browser or on paper. Keep the reserved independent assessment for a separate first attempt before teacher feedback.</w:t>
       </w:r>
     </w:p>
     <w:p>
       <w:pPr>
-        <w:pStyle w:val="Heading3"/>
-      </w:pPr>
-      <w:r>
-        <w:t>Practice 1: explain the deciding evidence</w:t>
+        <w:spacing w:line="336" w:lineRule="auto" w:after="180"/>
+      </w:pPr>
+      <w:r>
+        <w:rPr>
+          <w:b w:val="0"/>
+        </w:rPr>
+        <w:t>Settings and a sealed credential. A classroom bot needs a public answer-length setting and a private access token.</w:t>
       </w:r>
     </w:p>
     <w:p>
-      <w:r>
-        <w:t>Which labelled step matches this detail? Record startup success without printing the token.</w:t>
+      <w:pPr>
+        <w:pStyle w:val="Heading3"/>
+      </w:pPr>
+      <w:r>
+        <w:t>Practice 1: explain the deciding evidence</w:t>
       </w:r>
     </w:p>
     <w:p>
-      <w:r>
-        <w:t>1. Load credential</w:t>
+      <w:pPr>
+        <w:spacing w:line="336" w:lineRule="auto" w:after="180"/>
+      </w:pPr>
+      <w:r>
+        <w:rPr>
+          <w:b w:val="0"/>
+        </w:rPr>
+        <w:t>Which labelled step matches this detail? Record startup success without printing the token.</w:t>
       </w:r>
     </w:p>
     <w:p>
-      <w:r>
-        <w:t>2. Log safely</w:t>
+      <w:pPr>
+        <w:spacing w:line="336" w:lineRule="auto" w:after="180"/>
+        <w:shd w:fill="F4F9FC"/>
+      </w:pPr>
+      <w:r>
+        <w:rPr>
+          <w:b w:val="0"/>
+        </w:rPr>
+        <w:t>1. Load credential</w:t>
       </w:r>
     </w:p>
     <w:p>
-      <w:r>
-        <w:t>3. Load setting</w:t>
+      <w:pPr>
+        <w:spacing w:line="336" w:lineRule="auto" w:after="180"/>
+        <w:shd w:fill="F4F9FC"/>
+      </w:pPr>
+      <w:r>
+        <w:rPr>
+          <w:b w:val="0"/>
+        </w:rPr>
+        <w:t>2. Log safely</w:t>
       </w:r>
     </w:p>
     <w:p>
       <w:pPr>
-        <w:pStyle w:val="Heading3"/>
-      </w:pPr>
-      <w:r>
-        <w:t>My selected conclusion, deciding fact and explanation</w:t>
+        <w:spacing w:line="336" w:lineRule="auto" w:after="180"/>
+        <w:shd w:fill="F4F9FC"/>
+      </w:pPr>
+      <w:r>
+        <w:rPr>
+          <w:b w:val="0"/>
+        </w:rPr>
+        <w:t>3. Load setting</w:t>
       </w:r>
     </w:p>
     <w:p>
-      <w:r>
-        <w:t>________________________________________________________________</w:t>
+      <w:pPr>
+        <w:pStyle w:val="Heading3"/>
+      </w:pPr>
+      <w:r>
+        <w:t>My selected conclusion, deciding fact and explanation</w:t>
       </w:r>
     </w:p>
     <w:p>
@@ -1178,68 +1746,155 @@
     </w:p>
     <w:p>
       <w:r>
-        <w:t>Hint if needed: Read the steps in the pictorial case. Match the supplied detail to the stage that performs or records it.</w:t>
+        <w:t>________________________________________________________________</w:t>
       </w:r>
     </w:p>
     <w:p>
-      <w:r>
-        <w:t>After your attempt, compare with the supported explanation: Log safely Record startup success without printing the token. Configuration controls behaviour. A credential grants access and needs different storage and handling.</w:t>
+      <w:pPr>
+        <w:pStyle w:val="Heading3"/>
+      </w:pPr>
+      <w:r>
+        <w:t>Hint · try first</w:t>
       </w:r>
     </w:p>
     <w:p>
       <w:pPr>
-        <w:pStyle w:val="Heading3"/>
-      </w:pPr>
-      <w:r>
-        <w:t>Practice 2: explain the deciding evidence</w:t>
+        <w:spacing w:line="336" w:lineRule="auto" w:after="180"/>
+        <w:shd w:fill="F1F6F8"/>
+      </w:pPr>
+      <w:r>
+        <w:rPr>
+          <w:b w:val="0"/>
+        </w:rPr>
+        <w:t>Hint if needed: Read the steps in the pictorial case. Match the supplied detail to the stage that performs or records it.</w:t>
       </w:r>
     </w:p>
     <w:p>
-      <w:r>
-        <w:t>Changed-case practice: Change maximum_words to 60. Which conclusion is supported by the supplied facts?</w:t>
+      <w:pPr>
+        <w:pStyle w:val="Heading3"/>
+      </w:pPr>
+      <w:r>
+        <w:t>Feedback · compare after trying</w:t>
       </w:r>
     </w:p>
     <w:p>
-      <w:r>
-        <w:t>1. This one example guarantees correct results for every future input.</w:t>
+      <w:pPr>
+        <w:spacing w:line="336" w:lineRule="auto" w:after="180"/>
+        <w:shd w:fill="F1F6FC"/>
+      </w:pPr>
+      <w:r>
+        <w:rPr>
+          <w:b w:val="0"/>
+        </w:rPr>
+        <w:t xml:space="preserve">After your attempt, compare with the supported explanation: Log safely Record startup success without printing the token. </w:t>
+      </w:r>
+      <w:r>
+        <w:rPr>
+          <w:b/>
+        </w:rPr>
+        <w:t>Configuration</w:t>
+      </w:r>
+      <w:r>
+        <w:rPr>
+          <w:b w:val="0"/>
+        </w:rPr>
+        <w:t xml:space="preserve"> controls behaviour. A credential grants access and needs different storage and handling.</w:t>
       </w:r>
     </w:p>
     <w:p>
-      <w:r>
-        <w:t>2. The configured answer limit becomes 60; the private token stays unchanged.</w:t>
+      <w:pPr>
+        <w:pStyle w:val="Heading3"/>
+      </w:pPr>
+      <w:r>
+        <w:t>Practice 2: explain the deciding evidence</w:t>
       </w:r>
     </w:p>
     <w:p>
-      <w:r>
-        <w:t>3. We can decide the result without examining the changed input or the procedure.</w:t>
+      <w:pPr>
+        <w:pStyle w:val="Heading3"/>
+      </w:pPr>
+      <w:r>
+        <w:t>Changed case · predict first</w:t>
       </w:r>
     </w:p>
     <w:p>
       <w:pPr>
-        <w:pStyle w:val="Heading3"/>
-      </w:pPr>
-      <w:r>
-        <w:t>My selected conclusion, deciding fact and explanation</w:t>
+        <w:spacing w:line="336" w:lineRule="auto" w:after="180"/>
+        <w:shd w:fill="F5F1FB"/>
+      </w:pPr>
+      <w:r>
+        <w:rPr>
+          <w:b w:val="0"/>
+        </w:rPr>
+        <w:t>Changed-case practice: Change maximum_words to 60. Which conclusion is supported by the supplied facts?</w:t>
       </w:r>
     </w:p>
     <w:p>
-      <w:r>
-        <w:t>________________________________________________________________</w:t>
+      <w:pPr>
+        <w:spacing w:line="336" w:lineRule="auto" w:after="180"/>
+        <w:shd w:fill="F4F9FC"/>
+      </w:pPr>
+      <w:r>
+        <w:rPr>
+          <w:b w:val="0"/>
+        </w:rPr>
+        <w:t xml:space="preserve">1. This one example guarantees correct results for every future </w:t>
+      </w:r>
+      <w:r>
+        <w:rPr>
+          <w:b/>
+        </w:rPr>
+        <w:t>input</w:t>
+      </w:r>
+      <w:r>
+        <w:rPr>
+          <w:b w:val="0"/>
+        </w:rPr>
+        <w:t>.</w:t>
       </w:r>
     </w:p>
     <w:p>
-      <w:r>
-        <w:t>________________________________________________________________</w:t>
+      <w:pPr>
+        <w:spacing w:line="336" w:lineRule="auto" w:after="180"/>
+        <w:shd w:fill="F4F9FC"/>
+      </w:pPr>
+      <w:r>
+        <w:rPr>
+          <w:b w:val="0"/>
+        </w:rPr>
+        <w:t>2. The configured answer limit becomes 60; the private token stays unchanged.</w:t>
       </w:r>
     </w:p>
     <w:p>
-      <w:r>
-        <w:t>________________________________________________________________</w:t>
+      <w:pPr>
+        <w:spacing w:line="336" w:lineRule="auto" w:after="180"/>
+        <w:shd w:fill="F4F9FC"/>
+      </w:pPr>
+      <w:r>
+        <w:rPr>
+          <w:b w:val="0"/>
+        </w:rPr>
+        <w:t xml:space="preserve">3. We can decide the result without examining the changed </w:t>
+      </w:r>
+      <w:r>
+        <w:rPr>
+          <w:b/>
+        </w:rPr>
+        <w:t>input</w:t>
+      </w:r>
+      <w:r>
+        <w:rPr>
+          <w:b w:val="0"/>
+        </w:rPr>
+        <w:t xml:space="preserve"> or the procedure.</w:t>
       </w:r>
     </w:p>
     <w:p>
-      <w:r>
-        <w:t>________________________________________________________________</w:t>
+      <w:pPr>
+        <w:pStyle w:val="Heading3"/>
+      </w:pPr>
+      <w:r>
+        <w:t>My selected conclusion, deciding fact and explanation</w:t>
       </w:r>
     </w:p>
     <w:p>
@@ -1249,56 +1904,1009 @@
     </w:p>
     <w:p>
       <w:r>
-        <w:t>Hint if needed: Use the changed condition and the deciding step in the pictorial trace. The answer must say what follows from those facts.</w:t>
+        <w:t>________________________________________________________________</w:t>
       </w:r>
     </w:p>
     <w:p>
       <w:r>
-        <w:t>After your attempt, compare with the supported explanation: The configured answer limit becomes 60; the private token stays unchanged. An ordinary length setting does not require replacing the credential.</w:t>
+        <w:t>________________________________________________________________</w:t>
       </w:r>
     </w:p>
     <w:p>
-      <w:pPr>
-        <w:pStyle w:val="Heading3"/>
-      </w:pPr>
-      <w:r>
-        <w:t>Repair a missing building block</w:t>
+      <w:r>
+        <w:t>________________________________________________________________</w:t>
       </w:r>
     </w:p>
     <w:p>
       <w:r>
-        <w:t>Review Typed contracts and schemas (ai-6/3). Goal: Explain the mechanism and terminology of typed contracts and schemas. Short practice: Compare A’s count 4 with B’s count "4". Which record passes, which gate rejects B, and why does changing A’s count to -1 create a different failure?. Return to this week and explain what you changed.</w:t>
+        <w:t>________________________________________________________________</w:t>
       </w:r>
     </w:p>
     <w:p>
-      <w:r>
-        <w:t>Review Requirements and service boundaries (ai-6/1). Goal: Explain the mechanism and terminology of requirements and service boundaries. Short practice: Split the museum visitor’s request into two operations. Which can the service perform for P, and what happens to each operation when Q has no approved card?. Return to this week and explain what you changed.</w:t>
+      <w:pPr>
+        <w:pStyle w:val="Heading3"/>
+      </w:pPr>
+      <w:r>
+        <w:t>Hint · try first</w:t>
       </w:r>
     </w:p>
     <w:p>
       <w:pPr>
-        <w:pStyle w:val="Heading3"/>
-      </w:pPr>
-      <w:r>
-        <w:t>Keep your completed work</w:t>
+        <w:spacing w:line="336" w:lineRule="auto" w:after="180"/>
+        <w:shd w:fill="F1F6F8"/>
+      </w:pPr>
+      <w:r>
+        <w:rPr>
+          <w:b w:val="0"/>
+        </w:rPr>
+        <w:t>Hint if needed: Use the changed condition and the deciding step in the pictorial trace. The answer must say what follows from those facts.</w:t>
       </w:r>
     </w:p>
     <w:p>
-      <w:r>
-        <w:t>Use Download completed work in the hosted lesson to export your answers, reflections, practice feedback and code-run evidence. Open the HTML copy to read or print it. Drafts stay in this browser when storage is available; clear drafts on a shared device.</w:t>
+      <w:pPr>
+        <w:pStyle w:val="Heading3"/>
+      </w:pPr>
+      <w:r>
+        <w:t>Feedback · compare after trying</w:t>
       </w:r>
     </w:p>
     <w:p>
       <w:pPr>
-        <w:pStyle w:val="Heading3"/>
-      </w:pPr>
-      <w:r>
-        <w:t>What I repaired, the evidence I kept and the next test</w:t>
+        <w:spacing w:line="336" w:lineRule="auto" w:after="180"/>
+        <w:shd w:fill="F1F6FC"/>
+      </w:pPr>
+      <w:r>
+        <w:rPr>
+          <w:b w:val="0"/>
+        </w:rPr>
+        <w:t>After your attempt, compare with the supported explanation: The configured answer limit becomes 60; the private token stays unchanged. An ordinary length setting does not require replacing the credential.</w:t>
       </w:r>
     </w:p>
     <w:p>
+      <w:pPr>
+        <w:pStyle w:val="Heading3"/>
+      </w:pPr>
+      <w:r>
+        <w:t>Repair a missing building block</w:t>
+      </w:r>
+    </w:p>
+    <w:p>
+      <w:pPr>
+        <w:spacing w:line="336" w:lineRule="auto" w:after="180"/>
+      </w:pPr>
+      <w:r>
+        <w:rPr>
+          <w:b w:val="0"/>
+        </w:rPr>
+        <w:t xml:space="preserve">Review Typed contracts and schemas (ai-6/3). Goal: Explain the </w:t>
+      </w:r>
+      <w:r>
+        <w:rPr>
+          <w:b/>
+        </w:rPr>
+        <w:t>mechanism</w:t>
+      </w:r>
+      <w:r>
+        <w:rPr>
+          <w:b w:val="0"/>
+        </w:rPr>
+        <w:t xml:space="preserve"> and terminology of typed contracts and schemas. Short practice: Compare A’s count 4 with B’s count "4".</w:t>
+      </w:r>
+    </w:p>
+    <w:p>
+      <w:pPr>
+        <w:spacing w:line="336" w:lineRule="auto" w:after="180"/>
+      </w:pPr>
+      <w:r>
+        <w:rPr>
+          <w:b w:val="0"/>
+        </w:rPr>
+        <w:t>Which record passes, which gate rejects B, and why does changing A’s count to -1 create a different failure?. Return to this week and explain what you changed.</w:t>
+      </w:r>
+    </w:p>
+    <w:p>
+      <w:pPr>
+        <w:spacing w:line="336" w:lineRule="auto" w:after="180"/>
+      </w:pPr>
+      <w:r>
+        <w:rPr>
+          <w:b w:val="0"/>
+        </w:rPr>
+        <w:t xml:space="preserve">Review Requirements and service boundaries (ai-6/1). Goal: Explain the </w:t>
+      </w:r>
+      <w:r>
+        <w:rPr>
+          <w:b/>
+        </w:rPr>
+        <w:t>mechanism</w:t>
+      </w:r>
+      <w:r>
+        <w:rPr>
+          <w:b w:val="0"/>
+        </w:rPr>
+        <w:t xml:space="preserve"> and terminology of requirements and service boundaries. Short practice: Split the museum visitor’s request into two operations.</w:t>
+      </w:r>
+    </w:p>
+    <w:p>
+      <w:pPr>
+        <w:spacing w:line="336" w:lineRule="auto" w:after="180"/>
+      </w:pPr>
+      <w:r>
+        <w:rPr>
+          <w:b w:val="0"/>
+        </w:rPr>
+        <w:t>Which can the service perform for P, and what happens to each operation when Q has no approved card?. Return to this week and explain what you changed.</w:t>
+      </w:r>
+    </w:p>
+    <w:p>
+      <w:pPr>
+        <w:pStyle w:val="Heading3"/>
+      </w:pPr>
+      <w:r>
+        <w:t>Keep your completed work</w:t>
+      </w:r>
+    </w:p>
+    <w:p>
+      <w:pPr>
+        <w:spacing w:line="336" w:lineRule="auto" w:after="180"/>
+      </w:pPr>
+      <w:r>
+        <w:rPr>
+          <w:b w:val="0"/>
+        </w:rPr>
+        <w:t xml:space="preserve">Use Download completed work in the hosted lesson to export your answers, reflections, practice feedback and code-run </w:t>
+      </w:r>
+      <w:r>
+        <w:rPr>
+          <w:b/>
+        </w:rPr>
+        <w:t>evidence</w:t>
+      </w:r>
+      <w:r>
+        <w:rPr>
+          <w:b w:val="0"/>
+        </w:rPr>
+        <w:t>. Open the HTML copy to read or print it.</w:t>
+      </w:r>
+    </w:p>
+    <w:p>
+      <w:pPr>
+        <w:spacing w:line="336" w:lineRule="auto" w:after="180"/>
+      </w:pPr>
+      <w:r>
+        <w:rPr>
+          <w:b w:val="0"/>
+        </w:rPr>
+        <w:t>Drafts stay in this browser when storage is available; clear drafts on a shared device.</w:t>
+      </w:r>
+    </w:p>
+    <w:p>
+      <w:pPr>
+        <w:pStyle w:val="Heading3"/>
+      </w:pPr>
+      <w:r>
+        <w:t>What I repaired, the evidence I kept and the next test</w:t>
+      </w:r>
+    </w:p>
+    <w:p>
       <w:r>
         <w:t>________________________________________________________________</w:t>
+      </w:r>
+    </w:p>
+    <w:p>
+      <w:r>
+        <w:t>________________________________________________________________</w:t>
+      </w:r>
+    </w:p>
+    <w:p>
+      <w:r>
+        <w:t>________________________________________________________________</w:t>
+      </w:r>
+    </w:p>
+    <w:p>
+      <w:r>
+        <w:t>________________________________________________________________</w:t>
+      </w:r>
+    </w:p>
+    <w:p>
+      <w:r>
+        <w:t>________________________________________________________________</w:t>
+      </w:r>
+    </w:p>
+    <w:p>
+      <w:pPr>
+        <w:pStyle w:val="Heading1"/>
+      </w:pPr>
+      <w:r>
+        <w:t>15. Visual concept journey</w:t>
+      </w:r>
+    </w:p>
+    <w:p>
+      <w:r>
+        <w:t>Explain each Configuration and secrets picture from its labels, then record a relevant limit.</w:t>
+      </w:r>
+    </w:p>
+    <w:p>
+      <w:pPr>
+        <w:pStyle w:val="Heading3"/>
+      </w:pPr>
+      <w:r>
+        <w:t>01. Configuration and secrets: the case</w:t>
+      </w:r>
+    </w:p>
+    <w:p>
+      <w:r>
+        <w:drawing>
+          <wp:inline xmlns:a="http://schemas.openxmlformats.org/drawingml/2006/main" xmlns:pic="http://schemas.openxmlformats.org/drawingml/2006/picture">
+            <wp:extent cx="5486400" cy="2834640"/>
+            <wp:docPr id="2" name="Picture 2" descr="Settings and a sealed credential. A classroom bot needs a public answer-length setting and a private access token. Supplied facts: maximum_words=80 is public configuration. A separate protected store holds a placeholder credential."/>
+            <wp:cNvGraphicFramePr>
+              <a:graphicFrameLocks noChangeAspect="1"/>
+            </wp:cNvGraphicFramePr>
+            <a:graphic>
+              <a:graphicData uri="http://schemas.openxmlformats.org/drawingml/2006/picture">
+                <pic:pic>
+                  <pic:nvPicPr>
+                    <pic:cNvPr id="0" name="academy-story-ai-6-4-01.png"/>
+                    <pic:cNvPicPr/>
+                  </pic:nvPicPr>
+                  <pic:blipFill>
+                    <a:blip r:embed="rId10"/>
+                    <a:stretch>
+                      <a:fillRect/>
+                    </a:stretch>
+                  </pic:blipFill>
+                  <pic:spPr>
+                    <a:xfrm>
+                      <a:off x="0" y="0"/>
+                      <a:ext cx="5486400" cy="2834640"/>
+                    </a:xfrm>
+                    <a:prstGeom prst="rect"/>
+                  </pic:spPr>
+                </pic:pic>
+              </a:graphicData>
+            </a:graphic>
+          </wp:inline>
+        </w:drawing>
+      </w:r>
+    </w:p>
+    <w:p>
+      <w:pPr>
+        <w:spacing w:line="336" w:lineRule="auto" w:after="180"/>
+      </w:pPr>
+      <w:r>
+        <w:rPr>
+          <w:b w:val="0"/>
+        </w:rPr>
+        <w:t xml:space="preserve">Settings and a sealed credential. A classroom bot needs a public answer-length setting and a private access token. Supplied facts: maximum_words=80 is public </w:t>
+      </w:r>
+      <w:r>
+        <w:rPr>
+          <w:b/>
+        </w:rPr>
+        <w:t>configuration</w:t>
+      </w:r>
+      <w:r>
+        <w:rPr>
+          <w:b w:val="0"/>
+        </w:rPr>
+        <w:t>.</w:t>
+      </w:r>
+    </w:p>
+    <w:p>
+      <w:pPr>
+        <w:spacing w:line="336" w:lineRule="auto" w:after="180"/>
+      </w:pPr>
+      <w:r>
+        <w:rPr>
+          <w:b w:val="0"/>
+        </w:rPr>
+        <w:t>A separate protected store holds a placeholder credential.</w:t>
+      </w:r>
+    </w:p>
+    <w:p>
+      <w:pPr>
+        <w:spacing w:line="336" w:lineRule="auto" w:after="180"/>
+        <w:shd w:fill="F5F1FB"/>
+      </w:pPr>
+      <w:r>
+        <w:rPr>
+          <w:b w:val="0"/>
+        </w:rPr>
+        <w:t>Point to the given fact that matters most. Explain why it matters.</w:t>
+      </w:r>
+    </w:p>
+    <w:p>
+      <w:pPr>
+        <w:pStyle w:val="Heading3"/>
+      </w:pPr>
+      <w:r>
+        <w:t>My picture explanation, deciding evidence and one limit</w:t>
+      </w:r>
+    </w:p>
+    <w:p>
+      <w:r>
+        <w:t>________________________________________________________________</w:t>
+      </w:r>
+    </w:p>
+    <w:p>
+      <w:r>
+        <w:t>________________________________________________________________</w:t>
+      </w:r>
+    </w:p>
+    <w:p>
+      <w:r>
+        <w:t>________________________________________________________________</w:t>
+      </w:r>
+    </w:p>
+    <w:p>
+      <w:r>
+        <w:t>________________________________________________________________</w:t>
+      </w:r>
+    </w:p>
+    <w:p>
+      <w:pPr>
+        <w:pStyle w:val="Heading3"/>
+      </w:pPr>
+      <w:r>
+        <w:t>02. Follow the deciding steps</w:t>
+      </w:r>
+    </w:p>
+    <w:p>
+      <w:r>
+        <w:drawing>
+          <wp:inline xmlns:a="http://schemas.openxmlformats.org/drawingml/2006/main" xmlns:pic="http://schemas.openxmlformats.org/drawingml/2006/picture">
+            <wp:extent cx="5486400" cy="3182112"/>
+            <wp:docPr id="3" name="Picture 3" descr="Load setting: Read the reviewed maximum_words value of 80. → Load credential: The runtime obtains the token through its protected path. → Log safely: Record startup success without printing the token."/>
+            <wp:cNvGraphicFramePr>
+              <a:graphicFrameLocks noChangeAspect="1"/>
+            </wp:cNvGraphicFramePr>
+            <a:graphic>
+              <a:graphicData uri="http://schemas.openxmlformats.org/drawingml/2006/picture">
+                <pic:pic>
+                  <pic:nvPicPr>
+                    <pic:cNvPr id="0" name="academy-story-ai-6-4-02.png"/>
+                    <pic:cNvPicPr/>
+                  </pic:nvPicPr>
+                  <pic:blipFill>
+                    <a:blip r:embed="rId11"/>
+                    <a:stretch>
+                      <a:fillRect/>
+                    </a:stretch>
+                  </pic:blipFill>
+                  <pic:spPr>
+                    <a:xfrm>
+                      <a:off x="0" y="0"/>
+                      <a:ext cx="5486400" cy="3182112"/>
+                    </a:xfrm>
+                    <a:prstGeom prst="rect"/>
+                  </pic:spPr>
+                </pic:pic>
+              </a:graphicData>
+            </a:graphic>
+          </wp:inline>
+        </w:drawing>
+      </w:r>
+    </w:p>
+    <w:p>
+      <w:pPr>
+        <w:spacing w:line="336" w:lineRule="auto" w:after="180"/>
+      </w:pPr>
+      <w:r>
+        <w:rPr>
+          <w:b w:val="0"/>
+        </w:rPr>
+        <w:t>Load setting: Read the reviewed maximum_words value of 80. → Load credential: The runtime obtains the token through its protected path. → Log safely: Record startup success without printing the token.</w:t>
+      </w:r>
+    </w:p>
+    <w:p>
+      <w:pPr>
+        <w:spacing w:line="336" w:lineRule="auto" w:after="180"/>
+        <w:shd w:fill="F5F1FB"/>
+      </w:pPr>
+      <w:r>
+        <w:rPr>
+          <w:b w:val="0"/>
+        </w:rPr>
+        <w:t xml:space="preserve">Point to each numbered stage and explain which recorded </w:t>
+      </w:r>
+      <w:r>
+        <w:rPr>
+          <w:b/>
+        </w:rPr>
+        <w:t>input</w:t>
+      </w:r>
+      <w:r>
+        <w:rPr>
+          <w:b w:val="0"/>
+        </w:rPr>
+        <w:t xml:space="preserve"> it uses.</w:t>
+      </w:r>
+    </w:p>
+    <w:p>
+      <w:pPr>
+        <w:pStyle w:val="Heading3"/>
+      </w:pPr>
+      <w:r>
+        <w:t>My picture explanation, deciding evidence and one limit</w:t>
+      </w:r>
+    </w:p>
+    <w:p>
+      <w:r>
+        <w:t>________________________________________________________________</w:t>
+      </w:r>
+    </w:p>
+    <w:p>
+      <w:r>
+        <w:t>________________________________________________________________</w:t>
+      </w:r>
+    </w:p>
+    <w:p>
+      <w:r>
+        <w:t>________________________________________________________________</w:t>
+      </w:r>
+    </w:p>
+    <w:p>
+      <w:r>
+        <w:t>________________________________________________________________</w:t>
+      </w:r>
+    </w:p>
+    <w:p>
+      <w:pPr>
+        <w:pStyle w:val="Heading3"/>
+      </w:pPr>
+      <w:r>
+        <w:t>03. Configuration and secrets — evidence trace</w:t>
+      </w:r>
+    </w:p>
+    <w:p>
+      <w:r>
+        <w:drawing>
+          <wp:inline xmlns:a="http://schemas.openxmlformats.org/drawingml/2006/main" xmlns:pic="http://schemas.openxmlformats.org/drawingml/2006/picture">
+            <wp:extent cx="5486400" cy="3145536"/>
+            <wp:docPr id="4" name="Picture 4" descr="Configuration and secrets — evidence trace. A startup script prints every environment variable while debugging a missing data version. | The toy service reads DATA_VERSION from configuration and a signing secret from server-only input. Validate required settings at startup and fail clearly if absent; do not substitute a published default secret. | It risks exposing secrets unrelated to the error. Report the missing key name without values and validate only required fields."/>
+            <wp:cNvGraphicFramePr>
+              <a:graphicFrameLocks noChangeAspect="1"/>
+            </wp:cNvGraphicFramePr>
+            <a:graphic>
+              <a:graphicData uri="http://schemas.openxmlformats.org/drawingml/2006/picture">
+                <pic:pic>
+                  <pic:nvPicPr>
+                    <pic:cNvPr id="0" name="academy-story-ai-6-4-03.png"/>
+                    <pic:cNvPicPr/>
+                  </pic:nvPicPr>
+                  <pic:blipFill>
+                    <a:blip r:embed="rId12"/>
+                    <a:stretch>
+                      <a:fillRect/>
+                    </a:stretch>
+                  </pic:blipFill>
+                  <pic:spPr>
+                    <a:xfrm>
+                      <a:off x="0" y="0"/>
+                      <a:ext cx="5486400" cy="3145536"/>
+                    </a:xfrm>
+                    <a:prstGeom prst="rect"/>
+                  </pic:spPr>
+                </pic:pic>
+              </a:graphicData>
+            </a:graphic>
+          </wp:inline>
+        </w:drawing>
+      </w:r>
+    </w:p>
+    <w:p>
+      <w:pPr>
+        <w:spacing w:line="336" w:lineRule="auto" w:after="180"/>
+      </w:pPr>
+      <w:r>
+        <w:rPr>
+          <w:b/>
+        </w:rPr>
+        <w:t>Configuration</w:t>
+      </w:r>
+      <w:r>
+        <w:rPr>
+          <w:b w:val="0"/>
+        </w:rPr>
+        <w:t xml:space="preserve"> and </w:t>
+      </w:r>
+      <w:r>
+        <w:rPr>
+          <w:b/>
+        </w:rPr>
+        <w:t>secret</w:t>
+      </w:r>
+      <w:r>
+        <w:rPr>
+          <w:b w:val="0"/>
+        </w:rPr>
+        <w:t xml:space="preserve">s — </w:t>
+      </w:r>
+      <w:r>
+        <w:rPr>
+          <w:b/>
+        </w:rPr>
+        <w:t>evidence</w:t>
+      </w:r>
+      <w:r>
+        <w:rPr>
+          <w:b w:val="0"/>
+        </w:rPr>
+        <w:t xml:space="preserve"> trace.</w:t>
+      </w:r>
+    </w:p>
+    <w:p>
+      <w:pPr>
+        <w:spacing w:line="336" w:lineRule="auto" w:after="180"/>
+      </w:pPr>
+      <w:r>
+        <w:rPr>
+          <w:b w:val="0"/>
+        </w:rPr>
+        <w:t xml:space="preserve">A startup script prints every environment variable while debugging a missing data version. | The toy service reads DATA_VERSION from </w:t>
+      </w:r>
+      <w:r>
+        <w:rPr>
+          <w:b/>
+        </w:rPr>
+        <w:t>configuration</w:t>
+      </w:r>
+      <w:r>
+        <w:rPr>
+          <w:b w:val="0"/>
+        </w:rPr>
+        <w:t xml:space="preserve"> and a signing </w:t>
+      </w:r>
+      <w:r>
+        <w:rPr>
+          <w:b/>
+        </w:rPr>
+        <w:t>secret</w:t>
+      </w:r>
+      <w:r>
+        <w:rPr>
+          <w:b w:val="0"/>
+        </w:rPr>
+        <w:t xml:space="preserve"> from server-only </w:t>
+      </w:r>
+      <w:r>
+        <w:rPr>
+          <w:b/>
+        </w:rPr>
+        <w:t>input</w:t>
+      </w:r>
+      <w:r>
+        <w:rPr>
+          <w:b w:val="0"/>
+        </w:rPr>
+        <w:t>.</w:t>
+      </w:r>
+    </w:p>
+    <w:p>
+      <w:pPr>
+        <w:spacing w:line="336" w:lineRule="auto" w:after="180"/>
+      </w:pPr>
+      <w:r>
+        <w:rPr>
+          <w:b w:val="0"/>
+        </w:rPr>
+        <w:t xml:space="preserve">Validate required settings at startup and fail clearly if absent; do not substitute a published default </w:t>
+      </w:r>
+      <w:r>
+        <w:rPr>
+          <w:b/>
+        </w:rPr>
+        <w:t>secret</w:t>
+      </w:r>
+      <w:r>
+        <w:rPr>
+          <w:b w:val="0"/>
+        </w:rPr>
+        <w:t xml:space="preserve">. | It risks exposing </w:t>
+      </w:r>
+      <w:r>
+        <w:rPr>
+          <w:b/>
+        </w:rPr>
+        <w:t>secret</w:t>
+      </w:r>
+      <w:r>
+        <w:rPr>
+          <w:b w:val="0"/>
+        </w:rPr>
+        <w:t>s unrelated to the error.</w:t>
+      </w:r>
+    </w:p>
+    <w:p>
+      <w:pPr>
+        <w:spacing w:line="336" w:lineRule="auto" w:after="180"/>
+      </w:pPr>
+      <w:r>
+        <w:rPr>
+          <w:b w:val="0"/>
+        </w:rPr>
+        <w:t>Report the missing key name without values and validate only required fields.</w:t>
+      </w:r>
+    </w:p>
+    <w:p>
+      <w:pPr>
+        <w:spacing w:line="336" w:lineRule="auto" w:after="180"/>
+        <w:shd w:fill="F5F1FB"/>
+      </w:pPr>
+      <w:r>
+        <w:rPr>
+          <w:b w:val="0"/>
+        </w:rPr>
+        <w:t>Read the labels and values. Explain the relationship the model shows.</w:t>
+      </w:r>
+    </w:p>
+    <w:p>
+      <w:pPr>
+        <w:pStyle w:val="Heading3"/>
+      </w:pPr>
+      <w:r>
+        <w:t>My picture explanation, deciding evidence and one limit</w:t>
+      </w:r>
+    </w:p>
+    <w:p>
+      <w:r>
+        <w:t>________________________________________________________________</w:t>
+      </w:r>
+    </w:p>
+    <w:p>
+      <w:r>
+        <w:t>________________________________________________________________</w:t>
+      </w:r>
+    </w:p>
+    <w:p>
+      <w:r>
+        <w:t>________________________________________________________________</w:t>
+      </w:r>
+    </w:p>
+    <w:p>
+      <w:r>
+        <w:t>________________________________________________________________</w:t>
+      </w:r>
+    </w:p>
+    <w:p>
+      <w:pPr>
+        <w:pStyle w:val="Heading3"/>
+      </w:pPr>
+      <w:r>
+        <w:t>04. Change one thing. Trace what follows.</w:t>
+      </w:r>
+    </w:p>
+    <w:p>
+      <w:r>
+        <w:drawing>
+          <wp:inline xmlns:a="http://schemas.openxmlformats.org/drawingml/2006/main" xmlns:pic="http://schemas.openxmlformats.org/drawingml/2006/picture">
+            <wp:extent cx="5486400" cy="3026664"/>
+            <wp:docPr id="5" name="Picture 5" descr="Original case: Record startup success without printing the token. Changed condition: Change maximum_words to 60. Expected result: The configured answer limit becomes 60; the private token stays unchanged. Reason: An ordinary length setting does not require replacing the credential."/>
+            <wp:cNvGraphicFramePr>
+              <a:graphicFrameLocks noChangeAspect="1"/>
+            </wp:cNvGraphicFramePr>
+            <a:graphic>
+              <a:graphicData uri="http://schemas.openxmlformats.org/drawingml/2006/picture">
+                <pic:pic>
+                  <pic:nvPicPr>
+                    <pic:cNvPr id="0" name="academy-story-ai-6-4-04.png"/>
+                    <pic:cNvPicPr/>
+                  </pic:nvPicPr>
+                  <pic:blipFill>
+                    <a:blip r:embed="rId13"/>
+                    <a:stretch>
+                      <a:fillRect/>
+                    </a:stretch>
+                  </pic:blipFill>
+                  <pic:spPr>
+                    <a:xfrm>
+                      <a:off x="0" y="0"/>
+                      <a:ext cx="5486400" cy="3026664"/>
+                    </a:xfrm>
+                    <a:prstGeom prst="rect"/>
+                  </pic:spPr>
+                </pic:pic>
+              </a:graphicData>
+            </a:graphic>
+          </wp:inline>
+        </w:drawing>
+      </w:r>
+    </w:p>
+    <w:p>
+      <w:pPr>
+        <w:spacing w:line="336" w:lineRule="auto" w:after="180"/>
+      </w:pPr>
+      <w:r>
+        <w:rPr>
+          <w:b w:val="0"/>
+        </w:rPr>
+        <w:t>Original case: Record startup success without printing the token. Changed condition: Change maximum_words to 60. Expected result: The configured answer limit becomes 60; the private token stays unchanged.</w:t>
+      </w:r>
+    </w:p>
+    <w:p>
+      <w:pPr>
+        <w:spacing w:line="336" w:lineRule="auto" w:after="180"/>
+      </w:pPr>
+      <w:r>
+        <w:rPr>
+          <w:b w:val="0"/>
+        </w:rPr>
+        <w:t>Reason: An ordinary length setting does not require replacing the credential.</w:t>
+      </w:r>
+    </w:p>
+    <w:p>
+      <w:pPr>
+        <w:spacing w:line="336" w:lineRule="auto" w:after="180"/>
+        <w:shd w:fill="F5F1FB"/>
+      </w:pPr>
+      <w:r>
+        <w:rPr>
+          <w:b w:val="0"/>
+        </w:rPr>
+        <w:t>Predict before checking the worked changed-case result. Name what changed and what the supplied facts allow you to conclude.</w:t>
+      </w:r>
+    </w:p>
+    <w:p>
+      <w:pPr>
+        <w:pStyle w:val="Heading3"/>
+      </w:pPr>
+      <w:r>
+        <w:t>My picture explanation, deciding evidence and one limit</w:t>
+      </w:r>
+    </w:p>
+    <w:p>
+      <w:r>
+        <w:t>________________________________________________________________</w:t>
+      </w:r>
+    </w:p>
+    <w:p>
+      <w:r>
+        <w:t>________________________________________________________________</w:t>
+      </w:r>
+    </w:p>
+    <w:p>
+      <w:r>
+        <w:t>________________________________________________________________</w:t>
+      </w:r>
+    </w:p>
+    <w:p>
+      <w:r>
+        <w:t>________________________________________________________________</w:t>
+      </w:r>
+    </w:p>
+    <w:p>
+      <w:pPr>
+        <w:pStyle w:val="Heading3"/>
+      </w:pPr>
+      <w:r>
+        <w:t>05. Connect the explanation to its limit</w:t>
+      </w:r>
+    </w:p>
+    <w:p>
+      <w:r>
+        <w:drawing>
+          <wp:inline xmlns:a="http://schemas.openxmlformats.org/drawingml/2006/main" xmlns:pic="http://schemas.openxmlformats.org/drawingml/2006/picture">
+            <wp:extent cx="5486400" cy="2834640"/>
+            <wp:docPr id="6" name="Picture 6" descr="Configuration controls behaviour. A credential grants access and needs different storage and handling. Limit: Protected storage alone cannot prevent leaks through logs, screenshots or excessive runtime permissions."/>
+            <wp:cNvGraphicFramePr>
+              <a:graphicFrameLocks noChangeAspect="1"/>
+            </wp:cNvGraphicFramePr>
+            <a:graphic>
+              <a:graphicData uri="http://schemas.openxmlformats.org/drawingml/2006/picture">
+                <pic:pic>
+                  <pic:nvPicPr>
+                    <pic:cNvPr id="0" name="academy-story-ai-6-4-05.png"/>
+                    <pic:cNvPicPr/>
+                  </pic:nvPicPr>
+                  <pic:blipFill>
+                    <a:blip r:embed="rId14"/>
+                    <a:stretch>
+                      <a:fillRect/>
+                    </a:stretch>
+                  </pic:blipFill>
+                  <pic:spPr>
+                    <a:xfrm>
+                      <a:off x="0" y="0"/>
+                      <a:ext cx="5486400" cy="2834640"/>
+                    </a:xfrm>
+                    <a:prstGeom prst="rect"/>
+                  </pic:spPr>
+                </pic:pic>
+              </a:graphicData>
+            </a:graphic>
+          </wp:inline>
+        </w:drawing>
+      </w:r>
+    </w:p>
+    <w:p>
+      <w:pPr>
+        <w:spacing w:line="336" w:lineRule="auto" w:after="180"/>
+      </w:pPr>
+      <w:r>
+        <w:rPr>
+          <w:b/>
+        </w:rPr>
+        <w:t>Configuration</w:t>
+      </w:r>
+      <w:r>
+        <w:rPr>
+          <w:b w:val="0"/>
+        </w:rPr>
+        <w:t xml:space="preserve"> controls behaviour. A credential grants access and needs different storage and handling. Limit: Protected storage alone cannot prevent leaks through logs, screenshots or excessive runtime permissions.</w:t>
+      </w:r>
+    </w:p>
+    <w:p>
+      <w:pPr>
+        <w:spacing w:line="336" w:lineRule="auto" w:after="180"/>
+        <w:shd w:fill="F5F1FB"/>
+      </w:pPr>
+      <w:r>
+        <w:rPr>
+          <w:b w:val="0"/>
+        </w:rPr>
+        <w:t>Explain the case, then point to a limit on the claim.</w:t>
+      </w:r>
+    </w:p>
+    <w:p>
+      <w:pPr>
+        <w:pStyle w:val="Heading3"/>
+      </w:pPr>
+      <w:r>
+        <w:t>My picture explanation, deciding evidence and one limit</w:t>
+      </w:r>
+    </w:p>
+    <w:p>
+      <w:r>
+        <w:t>________________________________________________________________</w:t>
+      </w:r>
+    </w:p>
+    <w:p>
+      <w:r>
+        <w:t>________________________________________________________________</w:t>
+      </w:r>
+    </w:p>
+    <w:p>
+      <w:r>
+        <w:t>________________________________________________________________</w:t>
+      </w:r>
+    </w:p>
+    <w:p>
+      <w:r>
+        <w:t>________________________________________________________________</w:t>
+      </w:r>
+    </w:p>
+    <w:p>
+      <w:pPr>
+        <w:pStyle w:val="Heading3"/>
+      </w:pPr>
+      <w:r>
+        <w:t>06. Make the idea visible in your project</w:t>
+      </w:r>
+    </w:p>
+    <w:p>
+      <w:r>
+        <w:drawing>
+          <wp:inline xmlns:a="http://schemas.openxmlformats.org/drawingml/2006/main" xmlns:pic="http://schemas.openxmlformats.org/drawingml/2006/picture">
+            <wp:extent cx="5486400" cy="3529584"/>
+            <wp:docPr id="7" name="Picture 7" descr="For the Grounded Learning Service, retain an annotated trace and the changed-case result. Name the contract or evidence that makes the deciding step valid, so another team can review it. Draw your input, deciding step, result and limit. Supported question: Point to the public setting and the protected credential. What changes when maximum_words becomes 60, and which information must never appear in the startup log?"/>
+            <wp:cNvGraphicFramePr>
+              <a:graphicFrameLocks noChangeAspect="1"/>
+            </wp:cNvGraphicFramePr>
+            <a:graphic>
+              <a:graphicData uri="http://schemas.openxmlformats.org/drawingml/2006/picture">
+                <pic:pic>
+                  <pic:nvPicPr>
+                    <pic:cNvPr id="0" name="academy-story-ai-6-4-06.png"/>
+                    <pic:cNvPicPr/>
+                  </pic:nvPicPr>
+                  <pic:blipFill>
+                    <a:blip r:embed="rId15"/>
+                    <a:stretch>
+                      <a:fillRect/>
+                    </a:stretch>
+                  </pic:blipFill>
+                  <pic:spPr>
+                    <a:xfrm>
+                      <a:off x="0" y="0"/>
+                      <a:ext cx="5486400" cy="3529584"/>
+                    </a:xfrm>
+                    <a:prstGeom prst="rect"/>
+                  </pic:spPr>
+                </pic:pic>
+              </a:graphicData>
+            </a:graphic>
+          </wp:inline>
+        </w:drawing>
+      </w:r>
+    </w:p>
+    <w:p>
+      <w:pPr>
+        <w:spacing w:line="336" w:lineRule="auto" w:after="180"/>
+      </w:pPr>
+      <w:r>
+        <w:rPr>
+          <w:b w:val="0"/>
+        </w:rPr>
+        <w:t xml:space="preserve">For the Grounded Learning Service, retain an annotated trace and the changed-case result. Name the contract or </w:t>
+      </w:r>
+      <w:r>
+        <w:rPr>
+          <w:b/>
+        </w:rPr>
+        <w:t>evidence</w:t>
+      </w:r>
+      <w:r>
+        <w:rPr>
+          <w:b w:val="0"/>
+        </w:rPr>
+        <w:t xml:space="preserve"> that makes the deciding step valid, so another team can review it.</w:t>
+      </w:r>
+    </w:p>
+    <w:p>
+      <w:pPr>
+        <w:spacing w:line="336" w:lineRule="auto" w:after="180"/>
+      </w:pPr>
+      <w:r>
+        <w:rPr>
+          <w:b w:val="0"/>
+        </w:rPr>
+        <w:t xml:space="preserve">Draw your </w:t>
+      </w:r>
+      <w:r>
+        <w:rPr>
+          <w:b/>
+        </w:rPr>
+        <w:t>input</w:t>
+      </w:r>
+      <w:r>
+        <w:rPr>
+          <w:b w:val="0"/>
+        </w:rPr>
+        <w:t>, deciding step, result and limit. Supported question: Point to the public setting and the protected credential.</w:t>
+      </w:r>
+    </w:p>
+    <w:p>
+      <w:pPr>
+        <w:spacing w:line="336" w:lineRule="auto" w:after="180"/>
+      </w:pPr>
+      <w:r>
+        <w:rPr>
+          <w:b w:val="0"/>
+        </w:rPr>
+        <w:t>What changes when maximum_words becomes 60, and which information must never appear in the startup log?</w:t>
+      </w:r>
+    </w:p>
+    <w:p>
+      <w:pPr>
+        <w:spacing w:line="336" w:lineRule="auto" w:after="180"/>
+        <w:shd w:fill="F5F1FB"/>
+      </w:pPr>
+      <w:r>
+        <w:rPr>
+          <w:b w:val="0"/>
+        </w:rPr>
+        <w:t xml:space="preserve">Draw your project trace and justify the deciding step using </w:t>
+      </w:r>
+      <w:r>
+        <w:rPr>
+          <w:b/>
+        </w:rPr>
+        <w:t>evidence</w:t>
+      </w:r>
+      <w:r>
+        <w:rPr>
+          <w:b w:val="0"/>
+        </w:rPr>
+        <w:t>.</w:t>
+      </w:r>
+    </w:p>
+    <w:p>
+      <w:pPr>
+        <w:pStyle w:val="Heading3"/>
+      </w:pPr>
+      <w:r>
+        <w:t>My picture explanation, deciding evidence and one limit</w:t>
       </w:r>
     </w:p>
     <w:p>

--- a/downloads/workbook/ai-6-week-04.docx
+++ b/downloads/workbook/ai-6-week-04.docx
@@ -126,6 +126,138 @@
     <w:p>
       <w:r>
         <w:t>________________________________________________________________</w:t>
+      </w:r>
+    </w:p>
+    <w:p>
+      <w:pPr>
+        <w:pStyle w:val="Heading3"/>
+      </w:pPr>
+      <w:r>
+        <w:t>Lesson reference for workbook practice</w:t>
+      </w:r>
+    </w:p>
+    <w:p>
+      <w:pPr>
+        <w:spacing w:line="336" w:lineRule="auto" w:after="180"/>
+        <w:shd w:fill="F1F6F8"/>
+      </w:pPr>
+      <w:r>
+        <w:rPr>
+          <w:b w:val="0"/>
+        </w:rPr>
+        <w:t>Use this reference for the original W1–W3 and W5 exercises. The separately named independent case supplies its own changed facts; use those facts for that attempt before feedback.</w:t>
+      </w:r>
+    </w:p>
+    <w:p>
+      <w:pPr>
+        <w:spacing w:line="336" w:lineRule="auto" w:after="180"/>
+      </w:pPr>
+      <w:r>
+        <w:rPr>
+          <w:b/>
+        </w:rPr>
+        <w:t>Configuration</w:t>
+      </w:r>
+      <w:r>
+        <w:rPr>
+          <w:b w:val="0"/>
+        </w:rPr>
+        <w:t xml:space="preserve"> supplies non-</w:t>
+      </w:r>
+      <w:r>
+        <w:rPr>
+          <w:b/>
+        </w:rPr>
+        <w:t>secret</w:t>
+      </w:r>
+      <w:r>
+        <w:rPr>
+          <w:b w:val="0"/>
+        </w:rPr>
+        <w:t xml:space="preserve"> settings; </w:t>
+      </w:r>
+      <w:r>
+        <w:rPr>
+          <w:b/>
+        </w:rPr>
+        <w:t>secret</w:t>
+      </w:r>
+      <w:r>
+        <w:rPr>
+          <w:b w:val="0"/>
+        </w:rPr>
+        <w:t xml:space="preserve">s provide privileged values. Keep </w:t>
+      </w:r>
+      <w:r>
+        <w:rPr>
+          <w:b/>
+        </w:rPr>
+        <w:t>secret</w:t>
+      </w:r>
+      <w:r>
+        <w:rPr>
+          <w:b w:val="0"/>
+        </w:rPr>
+        <w:t>s out of source, logs and client responses.</w:t>
+      </w:r>
+    </w:p>
+    <w:p>
+      <w:pPr>
+        <w:spacing w:line="336" w:lineRule="auto" w:after="180"/>
+      </w:pPr>
+      <w:r>
+        <w:rPr>
+          <w:b w:val="0"/>
+        </w:rPr>
+        <w:t xml:space="preserve">The toy service reads DATA_VERSION from </w:t>
+      </w:r>
+      <w:r>
+        <w:rPr>
+          <w:b/>
+        </w:rPr>
+        <w:t>configuration</w:t>
+      </w:r>
+      <w:r>
+        <w:rPr>
+          <w:b w:val="0"/>
+        </w:rPr>
+        <w:t xml:space="preserve"> and a signing </w:t>
+      </w:r>
+      <w:r>
+        <w:rPr>
+          <w:b/>
+        </w:rPr>
+        <w:t>secret</w:t>
+      </w:r>
+      <w:r>
+        <w:rPr>
+          <w:b w:val="0"/>
+        </w:rPr>
+        <w:t xml:space="preserve"> from server-only </w:t>
+      </w:r>
+      <w:r>
+        <w:rPr>
+          <w:b/>
+        </w:rPr>
+        <w:t>input</w:t>
+      </w:r>
+      <w:r>
+        <w:rPr>
+          <w:b w:val="0"/>
+        </w:rPr>
+        <w:t xml:space="preserve">. Validate required settings at startup and fail clearly if absent; do not substitute a published default </w:t>
+      </w:r>
+      <w:r>
+        <w:rPr>
+          <w:b/>
+        </w:rPr>
+        <w:t>secret</w:t>
+      </w:r>
+      <w:r>
+        <w:rPr>
+          <w:b w:val="0"/>
+        </w:rPr>
+        <w:t>.</w:t>
       </w:r>
     </w:p>
     <w:p>

--- a/downloads/workbook/ai-6-week-04.docx
+++ b/downloads/workbook/ai-6-week-04.docx
@@ -25,22 +25,45 @@
         <w:pStyle w:val="Heading1"/>
       </w:pPr>
       <w:r>
-        <w:t>01. Recall and choose your starting point</w:t>
-      </w:r>
-    </w:p>
-    <w:p>
-      <w:r>
-        <w:t>Record your starting explanation for Configuration and secrets before opening notes. Show any later correction separately.</w:t>
-      </w:r>
-    </w:p>
-    <w:p>
-      <w:pPr>
-        <w:spacing w:line="336" w:lineRule="auto" w:after="180"/>
-      </w:pPr>
-      <w:r>
-        <w:rPr>
-          <w:b w:val="0"/>
-        </w:rPr>
+        <w:t>One complete configuration and diagnostic record.</w:t>
+      </w:r>
+    </w:p>
+    <w:p>
+      <w:r>
+        <w:t>Keep input roles, required fields, public output fields, observed checks and remaining limits together.</w:t>
+      </w:r>
+    </w:p>
+    <w:p>
+      <w:r>
+        <w:t>Recall → W1–W3/W5 → independent output-channel case → project startup contract → delayed return.</w:t>
+      </w:r>
+    </w:p>
+    <w:p>
+      <w:pPr>
+        <w:pStyle w:val="Heading1"/>
+      </w:pPr>
+      <w:r>
+        <w:t>01. Recall · Retrieve before notes</w:t>
+      </w:r>
+    </w:p>
+    <w:p>
+      <w:r>
+        <w:t>Keep this task’s inputs,rule and response together.</w:t>
+      </w:r>
+    </w:p>
+    <w:p>
+      <w:pPr>
+        <w:pStyle w:val="Heading2"/>
+      </w:pPr>
+      <w:r>
+        <w:t>Complete task and evidence</w:t>
+      </w:r>
+    </w:p>
+    <w:p>
+      <w:pPr>
+        <w:pStyle w:val="ListBullet"/>
+      </w:pPr>
+      <w:r>
         <w:t>Try the recall before opening notes. Then use a different colour or a labelled second line to correct your explanation.</w:t>
       </w:r>
     </w:p>
@@ -54,12 +77,9 @@
     </w:p>
     <w:p>
       <w:pPr>
-        <w:spacing w:line="336" w:lineRule="auto" w:after="180"/>
-      </w:pPr>
-      <w:r>
-        <w:rPr>
-          <w:b w:val="0"/>
-        </w:rPr>
+        <w:pStyle w:val="ListBullet"/>
+      </w:pPr>
+      <w:r>
         <w:t>Without opening the old lesson, explain one key idea from Typed contracts and schemas. Give an example and a mistake that the idea helps you avoid.</w:t>
       </w:r>
     </w:p>
@@ -96,12 +116,9 @@
     </w:p>
     <w:p>
       <w:pPr>
-        <w:spacing w:line="336" w:lineRule="auto" w:after="180"/>
-      </w:pPr>
-      <w:r>
-        <w:rPr>
-          <w:b w:val="0"/>
-        </w:rPr>
+        <w:pStyle w:val="ListBullet"/>
+      </w:pPr>
+      <w:r>
         <w:t>Without opening the old lesson, explain one key idea from Requirements and service boundaries. Give an example and a mistake that the idea helps you avoid.</w:t>
       </w:r>
     </w:p>
@@ -138,126 +155,26 @@
     </w:p>
     <w:p>
       <w:pPr>
-        <w:spacing w:line="336" w:lineRule="auto" w:after="180"/>
-        <w:shd w:fill="F1F6F8"/>
-      </w:pPr>
-      <w:r>
-        <w:rPr>
-          <w:b w:val="0"/>
-        </w:rPr>
+        <w:pStyle w:val="ListBullet"/>
+      </w:pPr>
+      <w:r>
         <w:t>Use this reference for the original W1–W3 and W5 exercises. The separately named independent case supplies its own changed facts; use those facts for that attempt before feedback.</w:t>
       </w:r>
     </w:p>
     <w:p>
       <w:pPr>
-        <w:spacing w:line="336" w:lineRule="auto" w:after="180"/>
-      </w:pPr>
-      <w:r>
-        <w:rPr>
-          <w:b/>
-        </w:rPr>
-        <w:t>Configuration</w:t>
-      </w:r>
-      <w:r>
-        <w:rPr>
-          <w:b w:val="0"/>
-        </w:rPr>
-        <w:t xml:space="preserve"> supplies non-</w:t>
-      </w:r>
-      <w:r>
-        <w:rPr>
-          <w:b/>
-        </w:rPr>
-        <w:t>secret</w:t>
-      </w:r>
-      <w:r>
-        <w:rPr>
-          <w:b w:val="0"/>
-        </w:rPr>
-        <w:t xml:space="preserve"> settings; </w:t>
-      </w:r>
-      <w:r>
-        <w:rPr>
-          <w:b/>
-        </w:rPr>
-        <w:t>secret</w:t>
-      </w:r>
-      <w:r>
-        <w:rPr>
-          <w:b w:val="0"/>
-        </w:rPr>
-        <w:t xml:space="preserve">s provide privileged values. Keep </w:t>
-      </w:r>
-      <w:r>
-        <w:rPr>
-          <w:b/>
-        </w:rPr>
-        <w:t>secret</w:t>
-      </w:r>
-      <w:r>
-        <w:rPr>
-          <w:b w:val="0"/>
-        </w:rPr>
-        <w:t>s out of source, logs and client responses.</w:t>
-      </w:r>
-    </w:p>
-    <w:p>
-      <w:pPr>
-        <w:spacing w:line="336" w:lineRule="auto" w:after="180"/>
-      </w:pPr>
-      <w:r>
-        <w:rPr>
-          <w:b w:val="0"/>
-        </w:rPr>
-        <w:t xml:space="preserve">The toy service reads DATA_VERSION from </w:t>
-      </w:r>
-      <w:r>
-        <w:rPr>
-          <w:b/>
-        </w:rPr>
-        <w:t>configuration</w:t>
-      </w:r>
-      <w:r>
-        <w:rPr>
-          <w:b w:val="0"/>
-        </w:rPr>
-        <w:t xml:space="preserve"> and a signing </w:t>
-      </w:r>
-      <w:r>
-        <w:rPr>
-          <w:b/>
-        </w:rPr>
-        <w:t>secret</w:t>
-      </w:r>
-      <w:r>
-        <w:rPr>
-          <w:b w:val="0"/>
-        </w:rPr>
-        <w:t xml:space="preserve"> from server-only </w:t>
-      </w:r>
-      <w:r>
-        <w:rPr>
-          <w:b/>
-        </w:rPr>
-        <w:t>input</w:t>
-      </w:r>
-      <w:r>
-        <w:rPr>
-          <w:b w:val="0"/>
-        </w:rPr>
-        <w:t xml:space="preserve">. Validate required settings at startup and fail clearly if absent; do not substitute a published default </w:t>
-      </w:r>
-      <w:r>
-        <w:rPr>
-          <w:b/>
-        </w:rPr>
-        <w:t>secret</w:t>
-      </w:r>
-      <w:r>
-        <w:rPr>
-          <w:b w:val="0"/>
-        </w:rPr>
-        <w:t>.</w:t>
+        <w:pStyle w:val="ListBullet"/>
+      </w:pPr>
+      <w:r>
+        <w:t>Configuration supplies non-secret settings; secrets provide privileged values. Keep secrets out of source, logs and client responses.</w:t>
+      </w:r>
+    </w:p>
+    <w:p>
+      <w:pPr>
+        <w:pStyle w:val="ListBullet"/>
+      </w:pPr>
+      <w:r>
+        <w:t>The toy service reads DATA_VERSION from configuration and a signing secret from server-only input. Validate required settings at startup and fail clearly if absent; do not substitute a published default secret.</w:t>
       </w:r>
     </w:p>
     <w:p>
@@ -265,147 +182,44 @@
         <w:pStyle w:val="Heading1"/>
       </w:pPr>
       <w:r>
-        <w:t>02. Practise with fading help</w:t>
-      </w:r>
-    </w:p>
-    <w:p>
-      <w:r>
-        <w:t>Complete the supported Configuration and secrets trace and record the first step you can explain without help.</w:t>
-      </w:r>
-    </w:p>
-    <w:p>
-      <w:pPr>
-        <w:spacing w:line="336" w:lineRule="auto" w:after="180"/>
-      </w:pPr>
-      <w:r>
-        <w:rPr>
-          <w:b w:val="0"/>
-        </w:rPr>
-        <w:t xml:space="preserve">Use W2: Trace the worked case for </w:t>
-      </w:r>
-      <w:r>
-        <w:rPr>
-          <w:b/>
-        </w:rPr>
-        <w:t>Configuration</w:t>
-      </w:r>
-      <w:r>
-        <w:rPr>
-          <w:b w:val="0"/>
-        </w:rPr>
-        <w:t xml:space="preserve"> and </w:t>
-      </w:r>
-      <w:r>
-        <w:rPr>
-          <w:b/>
-        </w:rPr>
-        <w:t>secret</w:t>
-      </w:r>
-      <w:r>
-        <w:rPr>
-          <w:b w:val="0"/>
-        </w:rPr>
-        <w:t>s. Record the answer once; the lesson and workbook refer to the same attempt.</w:t>
-      </w:r>
-    </w:p>
-    <w:tbl>
-      <w:tblPr>
-        <w:tblStyle w:val="LightShading-Accent1"/>
-        <w:tblW w:type="auto" w:w="0"/>
-        <w:tblLook w:firstColumn="1" w:firstRow="1" w:lastColumn="0" w:lastRow="0" w:noHBand="0" w:noVBand="1" w:val="04A0"/>
-      </w:tblPr>
-      <w:tblGrid>
-        <w:gridCol w:w="2556"/>
-        <w:gridCol w:w="2556"/>
-        <w:gridCol w:w="2556"/>
-        <w:gridCol w:w="2556"/>
-      </w:tblGrid>
-      <w:tr>
-        <w:trPr>
-          <w:tblHeader/>
-        </w:trPr>
-        <w:tc>
-          <w:tcPr>
-            <w:tcW w:type="dxa" w:w="2556"/>
-          </w:tcPr>
-          <w:p>
-            <w:r>
-              <w:t>Given inputs</w:t>
-            </w:r>
-          </w:p>
-        </w:tc>
-        <w:tc>
-          <w:tcPr>
-            <w:tcW w:type="dxa" w:w="2556"/>
-          </w:tcPr>
-          <w:p>
-            <w:r>
-              <w:t>Procedure I chose</w:t>
-            </w:r>
-          </w:p>
-        </w:tc>
-        <w:tc>
-          <w:tcPr>
-            <w:tcW w:type="dxa" w:w="2556"/>
-          </w:tcPr>
-          <w:p>
-            <w:r>
-              <w:t>Middle steps</w:t>
-            </w:r>
-          </w:p>
-        </w:tc>
-        <w:tc>
-          <w:tcPr>
-            <w:tcW w:type="dxa" w:w="2556"/>
-          </w:tcPr>
-          <w:p>
-            <w:r>
-              <w:t>Result and check</w:t>
-            </w:r>
-          </w:p>
-        </w:tc>
-      </w:tr>
-      <w:tr>
-        <w:tc>
-          <w:tcPr>
-            <w:tcW w:type="dxa" w:w="2556"/>
-          </w:tcPr>
-          <w:p>
-            <w:r/>
-          </w:p>
-        </w:tc>
-        <w:tc>
-          <w:tcPr>
-            <w:tcW w:type="dxa" w:w="2556"/>
-          </w:tcPr>
-          <w:p>
-            <w:r/>
-          </w:p>
-        </w:tc>
-        <w:tc>
-          <w:tcPr>
-            <w:tcW w:type="dxa" w:w="2556"/>
-          </w:tcPr>
-          <w:p>
-            <w:r/>
-          </w:p>
-        </w:tc>
-        <w:tc>
-          <w:tcPr>
-            <w:tcW w:type="dxa" w:w="2556"/>
-          </w:tcPr>
-          <w:p>
-            <w:r/>
-          </w:p>
-        </w:tc>
-      </w:tr>
-    </w:tbl>
+        <w:t>05. W1 · Explain the current example</w:t>
+      </w:r>
+    </w:p>
+    <w:p>
+      <w:r>
+        <w:t>Keep this task’s inputs,rule and response together.</w:t>
+      </w:r>
+    </w:p>
+    <w:p>
+      <w:pPr>
+        <w:pStyle w:val="Heading2"/>
+      </w:pPr>
+      <w:r>
+        <w:t>Complete task and evidence</w:t>
+      </w:r>
+    </w:p>
+    <w:p>
+      <w:pPr>
+        <w:pStyle w:val="ListBullet"/>
+      </w:pPr>
+      <w:r>
+        <w:t>Main scenario: missing DATA_VERSION triggers a debug dump of all environment values. Repair: validate declared required inputs at startup and report missing key names without values; do not substitute a public default secret. Mock contract: nonblank DATA_VERSION, exact positive integer MAX_WORDS, separate nonblank SIGNING_SECRET placeholder. Public ready record includes only status, data_version, maximum_words. Blocked record names missing/invalid keys without their values. Internal state may contain placeholder but must not be serialized into emitted records. Lab reads only supplied dicts, never real environment values, stores or accounts. Tests check both mock private values absent from chosen serialized records. Separate picture public maximum_words80 changes to60 while credential stays unchanged. This is a configured value, with no generated answer to prove length enforcement. Protected storage alone does not prove no leaks elsewhere, credential strength, rotation or deployed correctness.</w:t>
+      </w:r>
+    </w:p>
+    <w:p>
+      <w:pPr>
+        <w:pStyle w:val="ListBullet"/>
+      </w:pPr>
+      <w:r>
+        <w:t>Explain the weekly mechanism in your own words. Use the worked scenario to name its input, decision rule and output.</w:t>
+      </w:r>
+    </w:p>
     <w:p>
       <w:pPr>
         <w:pStyle w:val="Heading3"/>
       </w:pPr>
       <w:r>
-        <w:t>The step I completed without help, and the hint I needed</w:t>
+        <w:t>My reasoning and evidence</w:t>
       </w:r>
     </w:p>
     <w:p>
@@ -424,62 +238,55 @@
       </w:r>
     </w:p>
     <w:p>
+      <w:r>
+        <w:t>________________________________________________________________</w:t>
+      </w:r>
+    </w:p>
+    <w:p>
+      <w:r>
+        <w:t>________________________________________________________________</w:t>
+      </w:r>
+    </w:p>
+    <w:p>
+      <w:r>
+        <w:t>________________________________________________________________</w:t>
+      </w:r>
+    </w:p>
+    <w:p>
       <w:pPr>
         <w:pStyle w:val="Heading1"/>
       </w:pPr>
       <w:r>
-        <w:t>03. Individual reasoning check</w:t>
-      </w:r>
-    </w:p>
-    <w:p>
-      <w:r>
-        <w:t>Check the proposed Configuration and secrets explanation against the supplied facts before discussing it.</w:t>
-      </w:r>
-    </w:p>
-    <w:p>
-      <w:pPr>
-        <w:spacing w:line="336" w:lineRule="auto" w:after="180"/>
-      </w:pPr>
-      <w:r>
-        <w:rPr>
-          <w:b w:val="0"/>
-        </w:rPr>
-        <w:t xml:space="preserve">Use the worked case for </w:t>
-      </w:r>
-      <w:r>
-        <w:rPr>
-          <w:b/>
-        </w:rPr>
-        <w:t>Configuration</w:t>
-      </w:r>
-      <w:r>
-        <w:rPr>
-          <w:b w:val="0"/>
-        </w:rPr>
-        <w:t xml:space="preserve"> and </w:t>
-      </w:r>
-      <w:r>
-        <w:rPr>
-          <w:b/>
-        </w:rPr>
-        <w:t>secret</w:t>
-      </w:r>
-      <w:r>
-        <w:rPr>
-          <w:b w:val="0"/>
-        </w:rPr>
-        <w:t>s. Proposed explanation: “The worked result establishes every future case”. Decide whether this explanation is supported.</w:t>
-      </w:r>
-    </w:p>
-    <w:p>
-      <w:pPr>
-        <w:spacing w:line="336" w:lineRule="auto" w:after="180"/>
-      </w:pPr>
-      <w:r>
-        <w:rPr>
-          <w:b w:val="0"/>
-        </w:rPr>
-        <w:t>Point to the step or supplied fact that decides; explain your repair if needed.</w:t>
+        <w:t>06. W2 · Trace the calculation</w:t>
+      </w:r>
+    </w:p>
+    <w:p>
+      <w:r>
+        <w:t>Keep this task’s inputs,rule and response together.</w:t>
+      </w:r>
+    </w:p>
+    <w:p>
+      <w:pPr>
+        <w:pStyle w:val="Heading2"/>
+      </w:pPr>
+      <w:r>
+        <w:t>Complete task and evidence</w:t>
+      </w:r>
+    </w:p>
+    <w:p>
+      <w:pPr>
+        <w:pStyle w:val="ListBullet"/>
+      </w:pPr>
+      <w:r>
+        <w:t>Main scenario: missing DATA_VERSION triggers a debug dump of all environment values. Repair: validate declared required inputs at startup and report missing key names without values; do not substitute a public default secret. Mock contract: nonblank DATA_VERSION, exact positive integer MAX_WORDS, separate nonblank SIGNING_SECRET placeholder. Public ready record includes only status, data_version, maximum_words. Blocked record names missing/invalid keys without their values. Internal state may contain placeholder but must not be serialized into emitted records. Lab reads only supplied dicts, never real environment values, stores or accounts. Tests check both mock private values absent from chosen serialized records. Separate picture public maximum_words80 changes to60 while credential stays unchanged. This is a configured value, with no generated answer to prove length enforcement. Protected storage alone does not prove no leaks elsewhere, credential strength, rotation or deployed correctness.</w:t>
+      </w:r>
+    </w:p>
+    <w:p>
+      <w:pPr>
+        <w:pStyle w:val="ListBullet"/>
+      </w:pPr>
+      <w:r>
+        <w:t>A startup script prints every environment variable while debugging a missing data version. Show the intermediate steps and give the conclusion with its scope.</w:t>
       </w:r>
     </w:p>
     <w:p>
@@ -487,7 +294,7 @@
         <w:pStyle w:val="Heading3"/>
       </w:pPr>
       <w:r>
-        <w:t>My explanation before partner discussion</w:t>
+        <w:t>My reasoning and evidence</w:t>
       </w:r>
     </w:p>
     <w:p>
@@ -511,16 +318,55 @@
       </w:r>
     </w:p>
     <w:p>
+      <w:r>
+        <w:t>________________________________________________________________</w:t>
+      </w:r>
+    </w:p>
+    <w:p>
+      <w:r>
+        <w:t>________________________________________________________________</w:t>
+      </w:r>
+    </w:p>
+    <w:p>
+      <w:r>
+        <w:t>________________________________________________________________</w:t>
+      </w:r>
+    </w:p>
+    <w:p>
       <w:pPr>
         <w:pStyle w:val="Heading1"/>
       </w:pPr>
       <w:r>
-        <w:t>04. Independent transfer case</w:t>
-      </w:r>
-    </w:p>
-    <w:p>
-      <w:r>
-        <w:t>Write one first attempt at the reserved independent case before feedback. Repeated copies of that case refer to the same recorded attempt.</w:t>
+        <w:t>07. W3 · Repair a misconception</w:t>
+      </w:r>
+    </w:p>
+    <w:p>
+      <w:r>
+        <w:t>Keep this task’s inputs,rule and response together.</w:t>
+      </w:r>
+    </w:p>
+    <w:p>
+      <w:pPr>
+        <w:pStyle w:val="Heading2"/>
+      </w:pPr>
+      <w:r>
+        <w:t>Complete task and evidence</w:t>
+      </w:r>
+    </w:p>
+    <w:p>
+      <w:pPr>
+        <w:pStyle w:val="ListBullet"/>
+      </w:pPr>
+      <w:r>
+        <w:t>Main scenario: missing DATA_VERSION triggers a debug dump of all environment values. Repair: validate declared required inputs at startup and report missing key names without values; do not substitute a public default secret. Mock contract: nonblank DATA_VERSION, exact positive integer MAX_WORDS, separate nonblank SIGNING_SECRET placeholder. Public ready record includes only status, data_version, maximum_words. Blocked record names missing/invalid keys without their values. Internal state may contain placeholder but must not be serialized into emitted records. Lab reads only supplied dicts, never real environment values, stores or accounts. Tests check both mock private values absent from chosen serialized records. Separate picture public maximum_words80 changes to60 while credential stays unchanged. This is a configured value, with no generated answer to prove length enforcement. Protected storage alone does not prove no leaks elsewhere, credential strength, rotation or deployed correctness.</w:t>
+      </w:r>
+    </w:p>
+    <w:p>
+      <w:pPr>
+        <w:pStyle w:val="ListBullet"/>
+      </w:pPr>
+      <w:r>
+        <w:t>A report omits this qualification: A classroom mock is not a production credential-management design; no real secrets are needed here. Explain how omitting it could change a reader's interpretation, and write an accurate replacement.</w:t>
       </w:r>
     </w:p>
     <w:p>
@@ -528,31 +374,154 @@
         <w:pStyle w:val="Heading3"/>
       </w:pPr>
       <w:r>
+        <w:t>My reasoning and evidence</w:t>
+      </w:r>
+    </w:p>
+    <w:p>
+      <w:r>
+        <w:t>________________________________________________________________</w:t>
+      </w:r>
+    </w:p>
+    <w:p>
+      <w:r>
+        <w:t>________________________________________________________________</w:t>
+      </w:r>
+    </w:p>
+    <w:p>
+      <w:r>
+        <w:t>________________________________________________________________</w:t>
+      </w:r>
+    </w:p>
+    <w:p>
+      <w:r>
+        <w:t>________________________________________________________________</w:t>
+      </w:r>
+    </w:p>
+    <w:p>
+      <w:r>
+        <w:t>________________________________________________________________</w:t>
+      </w:r>
+    </w:p>
+    <w:p>
+      <w:r>
+        <w:t>________________________________________________________________</w:t>
+      </w:r>
+    </w:p>
+    <w:p>
+      <w:pPr>
+        <w:pStyle w:val="Heading1"/>
+      </w:pPr>
+      <w:r>
+        <w:t>09. W5 · Explain the limitation</w:t>
+      </w:r>
+    </w:p>
+    <w:p>
+      <w:r>
+        <w:t>Keep this task’s inputs,rule and response together.</w:t>
+      </w:r>
+    </w:p>
+    <w:p>
+      <w:pPr>
+        <w:pStyle w:val="Heading2"/>
+      </w:pPr>
+      <w:r>
+        <w:t>Complete task and evidence</w:t>
+      </w:r>
+    </w:p>
+    <w:p>
+      <w:pPr>
+        <w:pStyle w:val="ListBullet"/>
+      </w:pPr>
+      <w:r>
+        <w:t>Main scenario: missing DATA_VERSION triggers a debug dump of all environment values. Repair: validate declared required inputs at startup and report missing key names without values; do not substitute a public default secret. Mock contract: nonblank DATA_VERSION, exact positive integer MAX_WORDS, separate nonblank SIGNING_SECRET placeholder. Public ready record includes only status, data_version, maximum_words. Blocked record names missing/invalid keys without their values. Internal state may contain placeholder but must not be serialized into emitted records. Lab reads only supplied dicts, never real environment values, stores or accounts. Tests check both mock private values absent from chosen serialized records. Separate picture public maximum_words80 changes to60 while credential stays unchanged. This is a configured value, with no generated answer to prove length enforcement. Protected storage alone does not prove no leaks elsewhere, credential strength, rotation or deployed correctness.</w:t>
+      </w:r>
+    </w:p>
+    <w:p>
+      <w:pPr>
+        <w:pStyle w:val="ListBullet"/>
+      </w:pPr>
+      <w:r>
+        <w:t>For the worked scenario, propose one additional case that could reveal a failure, describe its expected outcome before running it, and explain what would need to remain fixed for a fair comparison. Do not reuse W4 as a new final test after receiving feedback.</w:t>
+      </w:r>
+    </w:p>
+    <w:p>
+      <w:pPr>
+        <w:pStyle w:val="Heading3"/>
+      </w:pPr>
+      <w:r>
+        <w:t>My reasoning and evidence</w:t>
+      </w:r>
+    </w:p>
+    <w:p>
+      <w:r>
+        <w:t>________________________________________________________________</w:t>
+      </w:r>
+    </w:p>
+    <w:p>
+      <w:r>
+        <w:t>________________________________________________________________</w:t>
+      </w:r>
+    </w:p>
+    <w:p>
+      <w:r>
+        <w:t>________________________________________________________________</w:t>
+      </w:r>
+    </w:p>
+    <w:p>
+      <w:r>
+        <w:t>________________________________________________________________</w:t>
+      </w:r>
+    </w:p>
+    <w:p>
+      <w:r>
+        <w:t>________________________________________________________________</w:t>
+      </w:r>
+    </w:p>
+    <w:p>
+      <w:r>
+        <w:t>________________________________________________________________</w:t>
+      </w:r>
+    </w:p>
+    <w:p>
+      <w:r>
+        <w:t>________________________________________________________________</w:t>
+      </w:r>
+    </w:p>
+    <w:p>
+      <w:pPr>
+        <w:pStyle w:val="Heading1"/>
+      </w:pPr>
+      <w:r>
+        <w:t>04. Try alone · Selected transfer</w:t>
+      </w:r>
+    </w:p>
+    <w:p>
+      <w:r>
+        <w:t>Keep this task’s inputs,rule and response together.</w:t>
+      </w:r>
+    </w:p>
+    <w:p>
+      <w:pPr>
+        <w:pStyle w:val="Heading2"/>
+      </w:pPr>
+      <w:r>
+        <w:t>Complete task and evidence</w:t>
+      </w:r>
+    </w:p>
+    <w:p>
+      <w:pPr>
+        <w:pStyle w:val="Heading3"/>
+      </w:pPr>
+      <w:r>
         <w:t>Independent case: Apply a new case independently</w:t>
       </w:r>
     </w:p>
     <w:p>
       <w:pPr>
-        <w:spacing w:line="336" w:lineRule="auto" w:after="180"/>
-        <w:shd w:fill="F5F1FB"/>
-      </w:pPr>
-      <w:r>
-        <w:rPr>
-          <w:b w:val="0"/>
-        </w:rPr>
-        <w:t xml:space="preserve">Server </w:t>
-      </w:r>
-      <w:r>
-        <w:rPr>
-          <w:b/>
-        </w:rPr>
-        <w:t>secret</w:t>
-      </w:r>
-      <w:r>
-        <w:rPr>
-          <w:b w:val="0"/>
-        </w:rPr>
-        <w:t xml:space="preserve"> exists, but a browser error includes its full value. What failed and what record should be produced instead?</w:t>
+        <w:pStyle w:val="ListBullet"/>
+      </w:pPr>
+      <w:r>
+        <w:t>Server secret exists, but a browser error includes its full value. What failed and what record should be produced instead?</w:t>
       </w:r>
     </w:p>
     <w:p>
@@ -600,12 +569,9 @@
     </w:p>
     <w:p>
       <w:pPr>
-        <w:spacing w:line="336" w:lineRule="auto" w:after="180"/>
-      </w:pPr>
-      <w:r>
-        <w:rPr>
-          <w:b w:val="0"/>
-        </w:rPr>
+        <w:pStyle w:val="ListBullet"/>
+      </w:pPr>
+      <w:r>
         <w:t>Attempt this case before feedback. Record any help. Earlier examples below are further practice; a case already practised with feedback cannot establish fresh transfer.</w:t>
       </w:r>
     </w:p>
@@ -614,59 +580,28 @@
         <w:pStyle w:val="Heading1"/>
       </w:pPr>
       <w:r>
-        <w:t>05. W1 Explain the mechanism</w:t>
-      </w:r>
-    </w:p>
-    <w:p>
-      <w:r>
-        <w:t>Explain the mechanism. Apply the supplied Configuration and secrets facts and keep your reasoning.</w:t>
-      </w:r>
-    </w:p>
-    <w:p>
-      <w:pPr>
-        <w:spacing w:line="336" w:lineRule="auto" w:after="180"/>
-      </w:pPr>
-      <w:r>
-        <w:rPr>
-          <w:b w:val="0"/>
-        </w:rPr>
-        <w:t xml:space="preserve">Explain the weekly </w:t>
-      </w:r>
-      <w:r>
-        <w:rPr>
-          <w:b/>
-        </w:rPr>
-        <w:t>mechanism</w:t>
-      </w:r>
-      <w:r>
-        <w:rPr>
-          <w:b w:val="0"/>
-        </w:rPr>
-        <w:t xml:space="preserve"> in your own words. Use the worked scenario to name its </w:t>
-      </w:r>
-      <w:r>
-        <w:rPr>
-          <w:b/>
-        </w:rPr>
-        <w:t>input</w:t>
-      </w:r>
-      <w:r>
-        <w:rPr>
-          <w:b w:val="0"/>
-        </w:rPr>
-        <w:t xml:space="preserve">, decision rule and </w:t>
-      </w:r>
-      <w:r>
-        <w:rPr>
-          <w:b/>
-        </w:rPr>
-        <w:t>output</w:t>
-      </w:r>
-      <w:r>
-        <w:rPr>
-          <w:b w:val="0"/>
-        </w:rPr>
-        <w:t>.</w:t>
+        <w:t>10. Project · Keep the service evidence</w:t>
+      </w:r>
+    </w:p>
+    <w:p>
+      <w:r>
+        <w:t>Preserve the contract, inputs, observed outcomes and limits.</w:t>
+      </w:r>
+    </w:p>
+    <w:p>
+      <w:pPr>
+        <w:pStyle w:val="Heading2"/>
+      </w:pPr>
+      <w:r>
+        <w:t>Complete task and evidence</w:t>
+      </w:r>
+    </w:p>
+    <w:p>
+      <w:pPr>
+        <w:pStyle w:val="ListBullet"/>
+      </w:pPr>
+      <w:r>
+        <w:t>Add a labelled configuration and secrets evidence sheet to Grounded Learning Service. Show how you can explain the mechanism and terminology of configuration and secrets. Use the supplied fictional case and keep its inputs, intermediate steps, calculation or prediction, and limitation. Connect this record to last week’s record; a matching answer without a trace is insufficient.</w:t>
       </w:r>
     </w:p>
     <w:p>
@@ -674,7 +609,7 @@
         <w:pStyle w:val="Heading3"/>
       </w:pPr>
       <w:r>
-        <w:t>My reasoning and evidence</w:t>
+        <w:t>My project change, supporting evidence and remaining limit</w:t>
       </w:r>
     </w:p>
     <w:p>
@@ -712,496 +647,20 @@
         <w:pStyle w:val="Heading1"/>
       </w:pPr>
       <w:r>
-        <w:t>06. W2 Trace the worked case</w:t>
-      </w:r>
-    </w:p>
-    <w:p>
-      <w:r>
-        <w:t>Trace the worked case. Apply the supplied Configuration and secrets facts and keep your reasoning.</w:t>
-      </w:r>
-    </w:p>
-    <w:p>
-      <w:pPr>
-        <w:spacing w:line="336" w:lineRule="auto" w:after="180"/>
-      </w:pPr>
-      <w:r>
-        <w:rPr>
-          <w:b w:val="0"/>
-        </w:rPr>
-        <w:t>A startup script prints every environment variable while debugging a missing data version. Show the intermediate steps and give the conclusion with its scope.</w:t>
-      </w:r>
-    </w:p>
-    <w:p>
-      <w:pPr>
-        <w:pStyle w:val="Heading3"/>
-      </w:pPr>
-      <w:r>
-        <w:t>My reasoning and evidence</w:t>
-      </w:r>
-    </w:p>
-    <w:p>
-      <w:r>
-        <w:t>________________________________________________________________</w:t>
-      </w:r>
-    </w:p>
-    <w:p>
-      <w:r>
-        <w:t>________________________________________________________________</w:t>
-      </w:r>
-    </w:p>
-    <w:p>
-      <w:r>
-        <w:t>________________________________________________________________</w:t>
-      </w:r>
-    </w:p>
-    <w:p>
-      <w:r>
-        <w:t>________________________________________________________________</w:t>
-      </w:r>
-    </w:p>
-    <w:p>
-      <w:r>
-        <w:t>________________________________________________________________</w:t>
-      </w:r>
-    </w:p>
-    <w:p>
-      <w:r>
-        <w:t>________________________________________________________________</w:t>
-      </w:r>
-    </w:p>
-    <w:p>
-      <w:r>
-        <w:t>________________________________________________________________</w:t>
-      </w:r>
-    </w:p>
-    <w:p>
-      <w:pPr>
-        <w:pStyle w:val="Heading1"/>
-      </w:pPr>
-      <w:r>
-        <w:t>07. W3 Audit the limit</w:t>
-      </w:r>
-    </w:p>
-    <w:p>
-      <w:r>
-        <w:t>Audit the limit. Apply the supplied Configuration and secrets facts and keep your reasoning.</w:t>
-      </w:r>
-    </w:p>
-    <w:p>
-      <w:pPr>
-        <w:spacing w:line="336" w:lineRule="auto" w:after="180"/>
-      </w:pPr>
-      <w:r>
-        <w:rPr>
-          <w:b w:val="0"/>
-        </w:rPr>
-        <w:t xml:space="preserve">A report omits this qualification: A classroom mock is not a production credential-management design; no real </w:t>
-      </w:r>
-      <w:r>
-        <w:rPr>
-          <w:b/>
-        </w:rPr>
-        <w:t>secret</w:t>
-      </w:r>
-      <w:r>
-        <w:rPr>
-          <w:b w:val="0"/>
-        </w:rPr>
-        <w:t>s are needed here.</w:t>
-      </w:r>
-    </w:p>
-    <w:p>
-      <w:pPr>
-        <w:spacing w:line="336" w:lineRule="auto" w:after="180"/>
-      </w:pPr>
-      <w:r>
-        <w:rPr>
-          <w:b w:val="0"/>
-        </w:rPr>
-        <w:t>Explain how omitting it could change a reader's interpretation, and write an accurate replacement.</w:t>
-      </w:r>
-    </w:p>
-    <w:p>
-      <w:pPr>
-        <w:pStyle w:val="Heading3"/>
-      </w:pPr>
-      <w:r>
-        <w:t>My reasoning and evidence</w:t>
-      </w:r>
-    </w:p>
-    <w:p>
-      <w:r>
-        <w:t>________________________________________________________________</w:t>
-      </w:r>
-    </w:p>
-    <w:p>
-      <w:r>
-        <w:t>________________________________________________________________</w:t>
-      </w:r>
-    </w:p>
-    <w:p>
-      <w:r>
-        <w:t>________________________________________________________________</w:t>
-      </w:r>
-    </w:p>
-    <w:p>
-      <w:r>
-        <w:t>________________________________________________________________</w:t>
-      </w:r>
-    </w:p>
-    <w:p>
-      <w:r>
-        <w:t>________________________________________________________________</w:t>
-      </w:r>
-    </w:p>
-    <w:p>
-      <w:r>
-        <w:t>________________________________________________________________</w:t>
-      </w:r>
-    </w:p>
-    <w:p>
-      <w:pPr>
-        <w:pStyle w:val="Heading1"/>
-      </w:pPr>
-      <w:r>
-        <w:t>08. W4 Apply a new case independently</w:t>
-      </w:r>
-    </w:p>
-    <w:p>
-      <w:r>
-        <w:t>Attempt before feedback. If this repeats the selected independent case, reuse that first attempt; otherwise keep a separate record. Apply a new case independently. Apply the supplied Configuration and secrets facts and keep your reasoning.</w:t>
-      </w:r>
-    </w:p>
-    <w:p>
-      <w:pPr>
-        <w:spacing w:line="336" w:lineRule="auto" w:after="180"/>
-        <w:shd w:fill="F5F1FB"/>
-      </w:pPr>
-      <w:r>
-        <w:rPr>
-          <w:b w:val="0"/>
-        </w:rPr>
-        <w:t xml:space="preserve">Server </w:t>
-      </w:r>
-      <w:r>
-        <w:rPr>
-          <w:b/>
-        </w:rPr>
-        <w:t>secret</w:t>
-      </w:r>
-      <w:r>
-        <w:rPr>
-          <w:b w:val="0"/>
-        </w:rPr>
-        <w:t xml:space="preserve"> exists, but a browser error includes its full value. What failed and what record should be produced instead?</w:t>
-      </w:r>
-    </w:p>
-    <w:p>
-      <w:pPr>
-        <w:pStyle w:val="Heading3"/>
-      </w:pPr>
-      <w:r>
-        <w:t>My reasoning and evidence</w:t>
-      </w:r>
-    </w:p>
-    <w:p>
-      <w:r>
-        <w:t>________________________________________________________________</w:t>
-      </w:r>
-    </w:p>
-    <w:p>
-      <w:r>
-        <w:t>________________________________________________________________</w:t>
-      </w:r>
-    </w:p>
-    <w:p>
-      <w:r>
-        <w:t>________________________________________________________________</w:t>
-      </w:r>
-    </w:p>
-    <w:p>
-      <w:r>
-        <w:t>________________________________________________________________</w:t>
-      </w:r>
-    </w:p>
-    <w:p>
-      <w:r>
-        <w:t>________________________________________________________________</w:t>
-      </w:r>
-    </w:p>
-    <w:p>
-      <w:r>
-        <w:t>________________________________________________________________</w:t>
-      </w:r>
-    </w:p>
-    <w:p>
-      <w:r>
-        <w:t>________________________________________________________________</w:t>
-      </w:r>
-    </w:p>
-    <w:p>
-      <w:r>
-        <w:t>________________________________________________________________</w:t>
-      </w:r>
-    </w:p>
-    <w:p>
-      <w:pPr>
-        <w:pStyle w:val="Heading1"/>
-      </w:pPr>
-      <w:r>
-        <w:t>09. W5 Design a revealing follow-up</w:t>
-      </w:r>
-    </w:p>
-    <w:p>
-      <w:r>
-        <w:t>Design a revealing follow-up. Apply the supplied Configuration and secrets facts and keep your reasoning.</w:t>
-      </w:r>
-    </w:p>
-    <w:p>
-      <w:pPr>
-        <w:spacing w:line="336" w:lineRule="auto" w:after="180"/>
-      </w:pPr>
-      <w:r>
-        <w:rPr>
-          <w:b w:val="0"/>
-        </w:rPr>
-        <w:t>For the worked scenario, propose one additional case that could reveal a failure, describe its expected outcome before running it, and explain what would need to remain fixed for a fair comparison.</w:t>
-      </w:r>
-    </w:p>
-    <w:p>
-      <w:pPr>
-        <w:spacing w:line="336" w:lineRule="auto" w:after="180"/>
-      </w:pPr>
-      <w:r>
-        <w:rPr>
-          <w:b w:val="0"/>
-        </w:rPr>
-        <w:t>Do not reuse W4 as a new final test after receiving feedback.</w:t>
-      </w:r>
-    </w:p>
-    <w:p>
-      <w:pPr>
-        <w:pStyle w:val="Heading3"/>
-      </w:pPr>
-      <w:r>
-        <w:t>My reasoning and evidence</w:t>
-      </w:r>
-    </w:p>
-    <w:p>
-      <w:r>
-        <w:t>________________________________________________________________</w:t>
-      </w:r>
-    </w:p>
-    <w:p>
-      <w:r>
-        <w:t>________________________________________________________________</w:t>
-      </w:r>
-    </w:p>
-    <w:p>
-      <w:r>
-        <w:t>________________________________________________________________</w:t>
-      </w:r>
-    </w:p>
-    <w:p>
-      <w:r>
-        <w:t>________________________________________________________________</w:t>
-      </w:r>
-    </w:p>
-    <w:p>
-      <w:r>
-        <w:t>________________________________________________________________</w:t>
-      </w:r>
-    </w:p>
-    <w:p>
-      <w:r>
-        <w:t>________________________________________________________________</w:t>
-      </w:r>
-    </w:p>
-    <w:p>
-      <w:r>
-        <w:t>________________________________________________________________</w:t>
-      </w:r>
-    </w:p>
-    <w:p>
-      <w:pPr>
-        <w:pStyle w:val="Heading1"/>
-      </w:pPr>
-      <w:r>
-        <w:t>10. Project checkpoint and reflection</w:t>
-      </w:r>
-    </w:p>
-    <w:p>
-      <w:r>
-        <w:t>Connect Configuration and secrets to Grounded Learning Service, identify a limit and choose the next useful test.</w:t>
-      </w:r>
-    </w:p>
-    <w:p>
-      <w:pPr>
-        <w:spacing w:line="336" w:lineRule="auto" w:after="180"/>
-      </w:pPr>
-      <w:r>
-        <w:rPr>
-          <w:b w:val="0"/>
-        </w:rPr>
-        <w:t xml:space="preserve">Add a labelled </w:t>
-      </w:r>
-      <w:r>
-        <w:rPr>
-          <w:b/>
-        </w:rPr>
-        <w:t>configuration</w:t>
-      </w:r>
-      <w:r>
-        <w:rPr>
-          <w:b w:val="0"/>
-        </w:rPr>
-        <w:t xml:space="preserve"> and </w:t>
-      </w:r>
-      <w:r>
-        <w:rPr>
-          <w:b/>
-        </w:rPr>
-        <w:t>secret</w:t>
-      </w:r>
-      <w:r>
-        <w:rPr>
-          <w:b w:val="0"/>
-        </w:rPr>
-        <w:t xml:space="preserve">s </w:t>
-      </w:r>
-      <w:r>
-        <w:rPr>
-          <w:b/>
-        </w:rPr>
-        <w:t>evidence</w:t>
-      </w:r>
-      <w:r>
-        <w:rPr>
-          <w:b w:val="0"/>
-        </w:rPr>
-        <w:t xml:space="preserve"> sheet to Grounded Learning Service. Show how you can explain the </w:t>
-      </w:r>
-      <w:r>
-        <w:rPr>
-          <w:b/>
-        </w:rPr>
-        <w:t>mechanism</w:t>
-      </w:r>
-      <w:r>
-        <w:rPr>
-          <w:b w:val="0"/>
-        </w:rPr>
-        <w:t xml:space="preserve"> and terminology of </w:t>
-      </w:r>
-      <w:r>
-        <w:rPr>
-          <w:b/>
-        </w:rPr>
-        <w:t>configuration</w:t>
-      </w:r>
-      <w:r>
-        <w:rPr>
-          <w:b w:val="0"/>
-        </w:rPr>
-        <w:t xml:space="preserve"> and </w:t>
-      </w:r>
-      <w:r>
-        <w:rPr>
-          <w:b/>
-        </w:rPr>
-        <w:t>secret</w:t>
-      </w:r>
-      <w:r>
-        <w:rPr>
-          <w:b w:val="0"/>
-        </w:rPr>
-        <w:t>s.</w:t>
-      </w:r>
-    </w:p>
-    <w:p>
-      <w:pPr>
-        <w:spacing w:line="336" w:lineRule="auto" w:after="180"/>
-      </w:pPr>
-      <w:r>
-        <w:rPr>
-          <w:b w:val="0"/>
-        </w:rPr>
-        <w:t xml:space="preserve">Use the supplied fictional case and keep its </w:t>
-      </w:r>
-      <w:r>
-        <w:rPr>
-          <w:b/>
-        </w:rPr>
-        <w:t>input</w:t>
-      </w:r>
-      <w:r>
-        <w:rPr>
-          <w:b w:val="0"/>
-        </w:rPr>
-        <w:t xml:space="preserve">s, intermediate steps, calculation or </w:t>
-      </w:r>
-      <w:r>
-        <w:rPr>
-          <w:b/>
-        </w:rPr>
-        <w:t>prediction</w:t>
-      </w:r>
-      <w:r>
-        <w:rPr>
-          <w:b w:val="0"/>
-        </w:rPr>
-        <w:t>, and limitation. Connect this record to last week’s record; a matching answer without a trace is insufficient.</w:t>
-      </w:r>
-    </w:p>
-    <w:p>
-      <w:pPr>
-        <w:pStyle w:val="Heading3"/>
-      </w:pPr>
-      <w:r>
-        <w:t>My project change, supporting evidence and remaining limit</w:t>
-      </w:r>
-    </w:p>
-    <w:p>
-      <w:r>
-        <w:t>________________________________________________________________</w:t>
-      </w:r>
-    </w:p>
-    <w:p>
-      <w:r>
-        <w:t>________________________________________________________________</w:t>
-      </w:r>
-    </w:p>
-    <w:p>
-      <w:r>
-        <w:t>________________________________________________________________</w:t>
-      </w:r>
-    </w:p>
-    <w:p>
-      <w:r>
-        <w:t>________________________________________________________________</w:t>
-      </w:r>
-    </w:p>
-    <w:p>
-      <w:r>
-        <w:t>________________________________________________________________</w:t>
-      </w:r>
-    </w:p>
-    <w:p>
-      <w:r>
-        <w:t>________________________________________________________________</w:t>
-      </w:r>
-    </w:p>
-    <w:p>
-      <w:pPr>
-        <w:pStyle w:val="Heading1"/>
-      </w:pPr>
-      <w:r>
-        <w:t>11. Feedback, return check and learning record</w:t>
-      </w:r>
-    </w:p>
-    <w:p>
-      <w:r>
-        <w:t>Record the first repaired step and a different case to revisit after a delay.</w:t>
+        <w:t>11. Feedback · Repair and return</w:t>
+      </w:r>
+    </w:p>
+    <w:p>
+      <w:r>
+        <w:t>Keep this task’s inputs,rule and response together.</w:t>
+      </w:r>
+    </w:p>
+    <w:p>
+      <w:pPr>
+        <w:pStyle w:val="Heading2"/>
+      </w:pPr>
+      <w:r>
+        <w:t>Complete task and evidence</w:t>
       </w:r>
     </w:p>
     <w:tbl>
@@ -1342,12 +801,9 @@
     </w:tbl>
     <w:p>
       <w:pPr>
-        <w:spacing w:line="336" w:lineRule="auto" w:after="180"/>
-      </w:pPr>
-      <w:r>
-        <w:rPr>
-          <w:b w:val="0"/>
-        </w:rPr>
+        <w:pStyle w:val="ListBullet"/>
+      </w:pPr>
+      <w:r>
         <w:t>Revisit this idea with your teacher after a delay. Familiarity is different from explaining and using it on a changed case.</w:t>
       </w:r>
     </w:p>
@@ -1356,46 +812,322 @@
         <w:pStyle w:val="Heading1"/>
       </w:pPr>
       <w:r>
-        <w:t>12. Pictorial case practice: Configuration and secrets</w:t>
-      </w:r>
-    </w:p>
-    <w:p>
-      <w:r>
-        <w:t>Settings and a sealed credential. A classroom bot needs a public answer-length setting and a private access token. Explain the labelled step before checking the changed condition.</w:t>
-      </w:r>
-    </w:p>
-    <w:p>
-      <w:pPr>
-        <w:spacing w:line="336" w:lineRule="auto" w:after="180"/>
-      </w:pPr>
-      <w:r>
-        <w:rPr>
-          <w:b w:val="0"/>
-        </w:rPr>
+        <w:t>Reference bank and extra practice</w:t>
+      </w:r>
+    </w:p>
+    <w:p>
+      <w:pPr>
+        <w:pStyle w:val="Heading1"/>
+      </w:pPr>
+      <w:r>
+        <w:t>02. Reference · Supported W2 record</w:t>
+      </w:r>
+    </w:p>
+    <w:p>
+      <w:r>
+        <w:t>Keep this task’s inputs,rule and response together.</w:t>
+      </w:r>
+    </w:p>
+    <w:p>
+      <w:pPr>
+        <w:pStyle w:val="Heading2"/>
+      </w:pPr>
+      <w:r>
+        <w:t>Complete task and evidence</w:t>
+      </w:r>
+    </w:p>
+    <w:p>
+      <w:pPr>
+        <w:pStyle w:val="ListBullet"/>
+      </w:pPr>
+      <w:r>
+        <w:t>Use W2: Trace the worked case for Configuration and secrets. Record the answer once; the lesson and workbook refer to the same attempt.</w:t>
+      </w:r>
+    </w:p>
+    <w:tbl>
+      <w:tblPr>
+        <w:tblStyle w:val="LightShading-Accent1"/>
+        <w:tblW w:type="auto" w:w="0"/>
+        <w:tblLook w:firstColumn="1" w:firstRow="1" w:lastColumn="0" w:lastRow="0" w:noHBand="0" w:noVBand="1" w:val="04A0"/>
+      </w:tblPr>
+      <w:tblGrid>
+        <w:gridCol w:w="2556"/>
+        <w:gridCol w:w="2556"/>
+        <w:gridCol w:w="2556"/>
+        <w:gridCol w:w="2556"/>
+      </w:tblGrid>
+      <w:tr>
+        <w:trPr>
+          <w:tblHeader/>
+        </w:trPr>
+        <w:tc>
+          <w:tcPr>
+            <w:tcW w:type="dxa" w:w="2556"/>
+          </w:tcPr>
+          <w:p>
+            <w:r>
+              <w:t>Given inputs</w:t>
+            </w:r>
+          </w:p>
+        </w:tc>
+        <w:tc>
+          <w:tcPr>
+            <w:tcW w:type="dxa" w:w="2556"/>
+          </w:tcPr>
+          <w:p>
+            <w:r>
+              <w:t>Procedure I chose</w:t>
+            </w:r>
+          </w:p>
+        </w:tc>
+        <w:tc>
+          <w:tcPr>
+            <w:tcW w:type="dxa" w:w="2556"/>
+          </w:tcPr>
+          <w:p>
+            <w:r>
+              <w:t>Middle steps</w:t>
+            </w:r>
+          </w:p>
+        </w:tc>
+        <w:tc>
+          <w:tcPr>
+            <w:tcW w:type="dxa" w:w="2556"/>
+          </w:tcPr>
+          <w:p>
+            <w:r>
+              <w:t>Result and check</w:t>
+            </w:r>
+          </w:p>
+        </w:tc>
+      </w:tr>
+      <w:tr>
+        <w:tc>
+          <w:tcPr>
+            <w:tcW w:type="dxa" w:w="2556"/>
+          </w:tcPr>
+          <w:p>
+            <w:r/>
+          </w:p>
+        </w:tc>
+        <w:tc>
+          <w:tcPr>
+            <w:tcW w:type="dxa" w:w="2556"/>
+          </w:tcPr>
+          <w:p>
+            <w:r/>
+          </w:p>
+        </w:tc>
+        <w:tc>
+          <w:tcPr>
+            <w:tcW w:type="dxa" w:w="2556"/>
+          </w:tcPr>
+          <w:p>
+            <w:r/>
+          </w:p>
+        </w:tc>
+        <w:tc>
+          <w:tcPr>
+            <w:tcW w:type="dxa" w:w="2556"/>
+          </w:tcPr>
+          <w:p>
+            <w:r/>
+          </w:p>
+        </w:tc>
+      </w:tr>
+    </w:tbl>
+    <w:p>
+      <w:pPr>
+        <w:pStyle w:val="Heading3"/>
+      </w:pPr>
+      <w:r>
+        <w:t>The step I completed without help, and the hint I needed</w:t>
+      </w:r>
+    </w:p>
+    <w:p>
+      <w:r>
+        <w:t>________________________________________________________________</w:t>
+      </w:r>
+    </w:p>
+    <w:p>
+      <w:r>
+        <w:t>________________________________________________________________</w:t>
+      </w:r>
+    </w:p>
+    <w:p>
+      <w:r>
+        <w:t>________________________________________________________________</w:t>
+      </w:r>
+    </w:p>
+    <w:p>
+      <w:pPr>
+        <w:pStyle w:val="Heading1"/>
+      </w:pPr>
+      <w:r>
+        <w:t>03. Extra practice · Individual reasoning check</w:t>
+      </w:r>
+    </w:p>
+    <w:p>
+      <w:r>
+        <w:t>Keep this task’s inputs,rule and response together.</w:t>
+      </w:r>
+    </w:p>
+    <w:p>
+      <w:pPr>
+        <w:pStyle w:val="Heading2"/>
+      </w:pPr>
+      <w:r>
+        <w:t>Complete task and evidence</w:t>
+      </w:r>
+    </w:p>
+    <w:p>
+      <w:pPr>
+        <w:pStyle w:val="ListBullet"/>
+      </w:pPr>
+      <w:r>
+        <w:t>Use the worked case for Configuration and secrets. Proposed explanation: “The worked result establishes every future case”. Decide whether this explanation is supported. Point to the step or supplied fact that decides; explain your repair if needed.</w:t>
+      </w:r>
+    </w:p>
+    <w:p>
+      <w:pPr>
+        <w:pStyle w:val="Heading3"/>
+      </w:pPr>
+      <w:r>
+        <w:t>My explanation before partner discussion</w:t>
+      </w:r>
+    </w:p>
+    <w:p>
+      <w:r>
+        <w:t>________________________________________________________________</w:t>
+      </w:r>
+    </w:p>
+    <w:p>
+      <w:r>
+        <w:t>________________________________________________________________</w:t>
+      </w:r>
+    </w:p>
+    <w:p>
+      <w:r>
+        <w:t>________________________________________________________________</w:t>
+      </w:r>
+    </w:p>
+    <w:p>
+      <w:r>
+        <w:t>________________________________________________________________</w:t>
+      </w:r>
+    </w:p>
+    <w:p>
+      <w:pPr>
+        <w:pStyle w:val="Heading1"/>
+      </w:pPr>
+      <w:r>
+        <w:t>08. Reference · Earlier W4 response copy</w:t>
+      </w:r>
+    </w:p>
+    <w:p>
+      <w:r>
+        <w:t>Keep this task’s inputs,rule and response together.</w:t>
+      </w:r>
+    </w:p>
+    <w:p>
+      <w:pPr>
+        <w:pStyle w:val="Heading2"/>
+      </w:pPr>
+      <w:r>
+        <w:t>Complete task and evidence</w:t>
+      </w:r>
+    </w:p>
+    <w:p>
+      <w:pPr>
+        <w:pStyle w:val="ListBullet"/>
+      </w:pPr>
+      <w:r>
+        <w:t>Server secret exists, but a browser error includes its full value. What failed and what record should be produced instead?</w:t>
+      </w:r>
+    </w:p>
+    <w:p>
+      <w:pPr>
+        <w:pStyle w:val="Heading3"/>
+      </w:pPr>
+      <w:r>
+        <w:t>My reasoning and evidence</w:t>
+      </w:r>
+    </w:p>
+    <w:p>
+      <w:r>
+        <w:t>________________________________________________________________</w:t>
+      </w:r>
+    </w:p>
+    <w:p>
+      <w:r>
+        <w:t>________________________________________________________________</w:t>
+      </w:r>
+    </w:p>
+    <w:p>
+      <w:r>
+        <w:t>________________________________________________________________</w:t>
+      </w:r>
+    </w:p>
+    <w:p>
+      <w:r>
+        <w:t>________________________________________________________________</w:t>
+      </w:r>
+    </w:p>
+    <w:p>
+      <w:r>
+        <w:t>________________________________________________________________</w:t>
+      </w:r>
+    </w:p>
+    <w:p>
+      <w:r>
+        <w:t>________________________________________________________________</w:t>
+      </w:r>
+    </w:p>
+    <w:p>
+      <w:r>
+        <w:t>________________________________________________________________</w:t>
+      </w:r>
+    </w:p>
+    <w:p>
+      <w:r>
+        <w:t>________________________________________________________________</w:t>
+      </w:r>
+    </w:p>
+    <w:p>
+      <w:pPr>
+        <w:pStyle w:val="Heading1"/>
+      </w:pPr>
+      <w:r>
+        <w:t>12. Extra practice · Pictured case</w:t>
+      </w:r>
+    </w:p>
+    <w:p>
+      <w:r>
+        <w:t>Keep this task’s inputs,rule and response together.</w:t>
+      </w:r>
+    </w:p>
+    <w:p>
+      <w:pPr>
+        <w:pStyle w:val="Heading2"/>
+      </w:pPr>
+      <w:r>
+        <w:t>Complete task and evidence</w:t>
+      </w:r>
+    </w:p>
+    <w:p>
+      <w:pPr>
+        <w:pStyle w:val="ListBullet"/>
+      </w:pPr>
+      <w:r>
         <w:t>Settings and a sealed credential. A classroom bot needs a public answer-length setting and a private access token.</w:t>
       </w:r>
     </w:p>
     <w:p>
       <w:pPr>
-        <w:spacing w:line="336" w:lineRule="auto" w:after="180"/>
-      </w:pPr>
-      <w:r>
-        <w:rPr>
-          <w:b w:val="0"/>
-        </w:rPr>
-        <w:t xml:space="preserve">maximum_words=80 is public </w:t>
-      </w:r>
-      <w:r>
-        <w:rPr>
-          <w:b/>
-        </w:rPr>
-        <w:t>configuration</w:t>
-      </w:r>
-      <w:r>
-        <w:rPr>
-          <w:b w:val="0"/>
-        </w:rPr>
-        <w:t>. A separate protected store holds a placeholder credential.</w:t>
+        <w:pStyle w:val="ListBullet"/>
+      </w:pPr>
+      <w:r>
+        <w:t>maximum_words=80 is public configuration. A separate protected store holds a placeholder credential.</w:t>
       </w:r>
     </w:p>
     <w:p>
@@ -1436,13 +1168,9 @@
     </w:p>
     <w:p>
       <w:pPr>
-        <w:spacing w:line="336" w:lineRule="auto" w:after="180"/>
-        <w:shd w:fill="F5F1FB"/>
-      </w:pPr>
-      <w:r>
-        <w:rPr>
-          <w:b w:val="0"/>
-        </w:rPr>
+        <w:pStyle w:val="ListBullet"/>
+      </w:pPr>
+      <w:r>
         <w:t>Point to the public setting and the protected credential. What changes when maximum_words becomes 60, and which information must never appear in the startup log?</w:t>
       </w:r>
     </w:p>
@@ -1486,57 +1214,18 @@
     </w:p>
     <w:p>
       <w:pPr>
-        <w:pStyle w:val="Heading3"/>
-      </w:pPr>
-      <w:r>
-        <w:t>Record the help used</w:t>
-      </w:r>
-    </w:p>
-    <w:p>
-      <w:pPr>
-        <w:spacing w:line="336" w:lineRule="auto" w:after="180"/>
-        <w:shd w:fill="F1F6F8"/>
-      </w:pPr>
-      <w:r>
-        <w:rPr>
-          <w:b w:val="0"/>
-        </w:rPr>
-        <w:t xml:space="preserve">Support used: alone / hint / worked example. This record is practice </w:t>
-      </w:r>
-      <w:r>
-        <w:rPr>
-          <w:b/>
-        </w:rPr>
-        <w:t>evidence</w:t>
-      </w:r>
-      <w:r>
-        <w:rPr>
-          <w:b w:val="0"/>
-        </w:rPr>
-        <w:t>.</w:t>
-      </w:r>
-    </w:p>
-    <w:p>
-      <w:pPr>
-        <w:spacing w:line="336" w:lineRule="auto" w:after="180"/>
-      </w:pPr>
-      <w:r>
-        <w:rPr>
-          <w:b w:val="0"/>
-        </w:rPr>
-        <w:t xml:space="preserve">Project connection: For the Grounded Learning Service, retain an annotated trace and the changed-case result. Name the contract or </w:t>
-      </w:r>
-      <w:r>
-        <w:rPr>
-          <w:b/>
-        </w:rPr>
-        <w:t>evidence</w:t>
-      </w:r>
-      <w:r>
-        <w:rPr>
-          <w:b w:val="0"/>
-        </w:rPr>
-        <w:t xml:space="preserve"> that makes the deciding step valid, so another team can review it.</w:t>
+        <w:pStyle w:val="ListBullet"/>
+      </w:pPr>
+      <w:r>
+        <w:t>Support used: alone / hint / worked example. This record is practice evidence.</w:t>
+      </w:r>
+    </w:p>
+    <w:p>
+      <w:pPr>
+        <w:pStyle w:val="ListBullet"/>
+      </w:pPr>
+      <w:r>
+        <w:t>Project connection: For the Grounded Learning Service, retain an annotated trace and the changed-case result. Name the contract or evidence that makes the deciding step valid, so another team can review it.</w:t>
       </w:r>
     </w:p>
     <w:p>
@@ -1544,69 +1233,44 @@
         <w:pStyle w:val="Heading1"/>
       </w:pPr>
       <w:r>
-        <w:t>13. Project portfolio milestone</w:t>
-      </w:r>
-    </w:p>
-    <w:p>
-      <w:r>
-        <w:t>Keep this week’s input, deciding step, result and limit together in the Grounded Learning Service record.</w:t>
-      </w:r>
-    </w:p>
-    <w:p>
-      <w:pPr>
-        <w:spacing w:line="336" w:lineRule="auto" w:after="180"/>
-      </w:pPr>
-      <w:r>
-        <w:rPr>
-          <w:b w:val="0"/>
-        </w:rPr>
+        <w:t>13. Reference · Project milestone</w:t>
+      </w:r>
+    </w:p>
+    <w:p>
+      <w:r>
+        <w:t>Keep this task’s inputs,rule and response together.</w:t>
+      </w:r>
+    </w:p>
+    <w:p>
+      <w:pPr>
+        <w:pStyle w:val="Heading2"/>
+      </w:pPr>
+      <w:r>
+        <w:t>Complete task and evidence</w:t>
+      </w:r>
+    </w:p>
+    <w:p>
+      <w:pPr>
+        <w:pStyle w:val="ListBullet"/>
+      </w:pPr>
+      <w:r>
         <w:t>Project: Grounded Learning Service</w:t>
       </w:r>
     </w:p>
     <w:p>
       <w:pPr>
-        <w:spacing w:line="336" w:lineRule="auto" w:after="180"/>
-      </w:pPr>
-      <w:r>
-        <w:rPr>
-          <w:b w:val="0"/>
-        </w:rPr>
-        <w:t xml:space="preserve">Current milestone: Frame the need. Name the user, the problem, allowed </w:t>
-      </w:r>
-      <w:r>
-        <w:rPr>
-          <w:b/>
-        </w:rPr>
-        <w:t>input</w:t>
-      </w:r>
-      <w:r>
-        <w:rPr>
-          <w:b w:val="0"/>
-        </w:rPr>
-        <w:t>s and a safe simple starting method.</w:t>
-      </w:r>
-    </w:p>
-    <w:p>
-      <w:pPr>
-        <w:spacing w:line="336" w:lineRule="auto" w:after="180"/>
-      </w:pPr>
-      <w:r>
-        <w:rPr>
-          <w:b w:val="0"/>
-        </w:rPr>
-        <w:t xml:space="preserve">For the Grounded Learning Service, retain an annotated trace and the changed-case result. Name the contract or </w:t>
-      </w:r>
-      <w:r>
-        <w:rPr>
-          <w:b/>
-        </w:rPr>
-        <w:t>evidence</w:t>
-      </w:r>
-      <w:r>
-        <w:rPr>
-          <w:b w:val="0"/>
-        </w:rPr>
-        <w:t xml:space="preserve"> that makes the deciding step valid, so another team can review it.</w:t>
+        <w:pStyle w:val="ListBullet"/>
+      </w:pPr>
+      <w:r>
+        <w:t>Current milestone: Frame the need. Name the user, the problem, allowed inputs and a safe simple starting method.</w:t>
+      </w:r>
+    </w:p>
+    <w:p>
+      <w:pPr>
+        <w:pStyle w:val="ListBullet"/>
+      </w:pPr>
+      <w:r>
+        <w:t>For the Grounded Learning Service, retain an annotated trace and the changed-case result. Name the contract or evidence that makes the deciding step valid, so another team can review it.</w:t>
       </w:r>
     </w:p>
     <w:tbl>
@@ -1763,12 +1427,399 @@
         <w:pStyle w:val="Heading1"/>
       </w:pPr>
       <w:r>
-        <w:t>14. Supported practice and learning evidence</w:t>
-      </w:r>
-    </w:p>
-    <w:p>
-      <w:r>
-        <w:t>Try the supported questions before comparing with hints and feedback. Record what you repaired and the evidence you retained.</w:t>
+        <w:t>14. Extra practice · Predict,check and repair</w:t>
+      </w:r>
+    </w:p>
+    <w:p>
+      <w:r>
+        <w:t>Keep supported feedback separate from the independent case.</w:t>
+      </w:r>
+    </w:p>
+    <w:p>
+      <w:pPr>
+        <w:pStyle w:val="Heading2"/>
+      </w:pPr>
+      <w:r>
+        <w:t>First supported question and optional hint</w:t>
+      </w:r>
+    </w:p>
+    <w:p>
+      <w:pPr>
+        <w:pStyle w:val="ListBullet"/>
+      </w:pPr>
+      <w:r>
+        <w:t>Settings and a sealed credential. A classroom bot needs a public answer-length setting and a private access token.</w:t>
+      </w:r>
+    </w:p>
+    <w:p>
+      <w:pPr>
+        <w:pStyle w:val="Heading3"/>
+      </w:pPr>
+      <w:r>
+        <w:t>Practice 1: explain the deciding evidence</w:t>
+      </w:r>
+    </w:p>
+    <w:p>
+      <w:pPr>
+        <w:pStyle w:val="ListBullet"/>
+      </w:pPr>
+      <w:r>
+        <w:t>Which labelled step matches this detail? Record startup success without printing the token.</w:t>
+      </w:r>
+    </w:p>
+    <w:p>
+      <w:pPr>
+        <w:pStyle w:val="ListBullet"/>
+      </w:pPr>
+      <w:r>
+        <w:t>1. Load credential</w:t>
+      </w:r>
+    </w:p>
+    <w:p>
+      <w:pPr>
+        <w:pStyle w:val="ListBullet"/>
+      </w:pPr>
+      <w:r>
+        <w:t>2. Log safely</w:t>
+      </w:r>
+    </w:p>
+    <w:p>
+      <w:pPr>
+        <w:pStyle w:val="ListBullet"/>
+      </w:pPr>
+      <w:r>
+        <w:t>3. Load setting</w:t>
+      </w:r>
+    </w:p>
+    <w:p>
+      <w:pPr>
+        <w:pStyle w:val="Heading3"/>
+      </w:pPr>
+      <w:r>
+        <w:t>My selected conclusion, deciding fact and explanation</w:t>
+      </w:r>
+    </w:p>
+    <w:p>
+      <w:r>
+        <w:t>________________________________________________________________</w:t>
+      </w:r>
+    </w:p>
+    <w:p>
+      <w:r>
+        <w:t>________________________________________________________________</w:t>
+      </w:r>
+    </w:p>
+    <w:p>
+      <w:r>
+        <w:t>________________________________________________________________</w:t>
+      </w:r>
+    </w:p>
+    <w:p>
+      <w:r>
+        <w:t>________________________________________________________________</w:t>
+      </w:r>
+    </w:p>
+    <w:p>
+      <w:r>
+        <w:t>________________________________________________________________</w:t>
+      </w:r>
+    </w:p>
+    <w:p>
+      <w:pPr>
+        <w:pStyle w:val="ListBullet"/>
+      </w:pPr>
+      <w:r>
+        <w:t>Hint if needed: Read the steps in the pictorial case. Match the supplied detail to the stage that performs or records it.</w:t>
+      </w:r>
+    </w:p>
+    <w:p>
+      <w:pPr>
+        <w:pStyle w:val="Heading2"/>
+      </w:pPr>
+      <w:r>
+        <w:t>Check after the first attempt · reference / check after trying</w:t>
+      </w:r>
+    </w:p>
+    <w:p>
+      <w:pPr>
+        <w:spacing w:line="336" w:lineRule="auto" w:after="180"/>
+      </w:pPr>
+      <w:r>
+        <w:rPr>
+          <w:b w:val="0"/>
+        </w:rPr>
+        <w:t xml:space="preserve">After your attempt, compare with the supported explanation: Log safely Record startup success without printing the token. </w:t>
+      </w:r>
+      <w:r>
+        <w:rPr>
+          <w:b/>
+        </w:rPr>
+        <w:t>Configuration</w:t>
+      </w:r>
+      <w:r>
+        <w:rPr>
+          <w:b w:val="0"/>
+        </w:rPr>
+        <w:t xml:space="preserve"> controls behaviour. A credential grants access and needs different storage and handling.</w:t>
+      </w:r>
+    </w:p>
+    <w:p>
+      <w:pPr>
+        <w:pStyle w:val="Heading2"/>
+      </w:pPr>
+      <w:r>
+        <w:t>Changed-case question and optional hint</w:t>
+      </w:r>
+    </w:p>
+    <w:p>
+      <w:pPr>
+        <w:pStyle w:val="Heading3"/>
+      </w:pPr>
+      <w:r>
+        <w:t>Practice 2: explain the deciding evidence</w:t>
+      </w:r>
+    </w:p>
+    <w:p>
+      <w:pPr>
+        <w:pStyle w:val="ListBullet"/>
+      </w:pPr>
+      <w:r>
+        <w:t>Changed-case practice: Change maximum_words to 60. Which conclusion is supported by the supplied facts?</w:t>
+      </w:r>
+    </w:p>
+    <w:p>
+      <w:pPr>
+        <w:pStyle w:val="ListBullet"/>
+      </w:pPr>
+      <w:r>
+        <w:t>1. This one example guarantees correct results for every future input.</w:t>
+      </w:r>
+    </w:p>
+    <w:p>
+      <w:pPr>
+        <w:pStyle w:val="ListBullet"/>
+      </w:pPr>
+      <w:r>
+        <w:t>2. The configured answer limit becomes 60; the private token stays unchanged.</w:t>
+      </w:r>
+    </w:p>
+    <w:p>
+      <w:pPr>
+        <w:pStyle w:val="ListBullet"/>
+      </w:pPr>
+      <w:r>
+        <w:t>3. We can decide the result without examining the changed input or the procedure.</w:t>
+      </w:r>
+    </w:p>
+    <w:p>
+      <w:pPr>
+        <w:pStyle w:val="Heading3"/>
+      </w:pPr>
+      <w:r>
+        <w:t>My selected conclusion, deciding fact and explanation</w:t>
+      </w:r>
+    </w:p>
+    <w:p>
+      <w:r>
+        <w:t>________________________________________________________________</w:t>
+      </w:r>
+    </w:p>
+    <w:p>
+      <w:r>
+        <w:t>________________________________________________________________</w:t>
+      </w:r>
+    </w:p>
+    <w:p>
+      <w:r>
+        <w:t>________________________________________________________________</w:t>
+      </w:r>
+    </w:p>
+    <w:p>
+      <w:r>
+        <w:t>________________________________________________________________</w:t>
+      </w:r>
+    </w:p>
+    <w:p>
+      <w:r>
+        <w:t>________________________________________________________________</w:t>
+      </w:r>
+    </w:p>
+    <w:p>
+      <w:pPr>
+        <w:pStyle w:val="ListBullet"/>
+      </w:pPr>
+      <w:r>
+        <w:t>Hint if needed: Use the changed condition and the deciding step in the pictorial trace. The answer must say what follows from those facts.</w:t>
+      </w:r>
+    </w:p>
+    <w:p>
+      <w:pPr>
+        <w:pStyle w:val="Heading2"/>
+      </w:pPr>
+      <w:r>
+        <w:t>Check after the changed attempt · reference / check after trying</w:t>
+      </w:r>
+    </w:p>
+    <w:p>
+      <w:pPr>
+        <w:spacing w:line="336" w:lineRule="auto" w:after="180"/>
+      </w:pPr>
+      <w:r>
+        <w:rPr>
+          <w:b w:val="0"/>
+        </w:rPr>
+        <w:t>After your attempt, compare with the supported explanation: The configured answer limit becomes 60; the private token stays unchanged. An ordinary length setting does not require replacing the credential.</w:t>
+      </w:r>
+    </w:p>
+    <w:p>
+      <w:pPr>
+        <w:pStyle w:val="Heading2"/>
+      </w:pPr>
+      <w:r>
+        <w:t>Repair and retain the record</w:t>
+      </w:r>
+    </w:p>
+    <w:p>
+      <w:pPr>
+        <w:spacing w:line="336" w:lineRule="auto" w:after="180"/>
+      </w:pPr>
+      <w:r>
+        <w:rPr>
+          <w:b w:val="0"/>
+        </w:rPr>
+        <w:t xml:space="preserve">Review Typed contracts and schemas (ai-6/3). Goal: Explain the </w:t>
+      </w:r>
+      <w:r>
+        <w:rPr>
+          <w:b/>
+        </w:rPr>
+        <w:t>mechanism</w:t>
+      </w:r>
+      <w:r>
+        <w:rPr>
+          <w:b w:val="0"/>
+        </w:rPr>
+        <w:t xml:space="preserve"> and terminology of typed contracts and schemas. Short practice: Compare A’s count 4 with B’s count "4".</w:t>
+      </w:r>
+    </w:p>
+    <w:p>
+      <w:pPr>
+        <w:spacing w:line="336" w:lineRule="auto" w:after="180"/>
+      </w:pPr>
+      <w:r>
+        <w:rPr>
+          <w:b w:val="0"/>
+        </w:rPr>
+        <w:t>Which record passes, which gate rejects B, and why does changing A’s count to -1 create a different failure?. Return to this week and explain what you changed.</w:t>
+      </w:r>
+    </w:p>
+    <w:p>
+      <w:pPr>
+        <w:spacing w:line="336" w:lineRule="auto" w:after="180"/>
+      </w:pPr>
+      <w:r>
+        <w:rPr>
+          <w:b w:val="0"/>
+        </w:rPr>
+        <w:t xml:space="preserve">Review Requirements and service boundaries (ai-6/1). Goal: Explain the </w:t>
+      </w:r>
+      <w:r>
+        <w:rPr>
+          <w:b/>
+        </w:rPr>
+        <w:t>mechanism</w:t>
+      </w:r>
+      <w:r>
+        <w:rPr>
+          <w:b w:val="0"/>
+        </w:rPr>
+        <w:t xml:space="preserve"> and terminology of requirements and service boundaries. Short practice: Split the museum visitor’s request into two operations.</w:t>
+      </w:r>
+    </w:p>
+    <w:p>
+      <w:pPr>
+        <w:spacing w:line="336" w:lineRule="auto" w:after="180"/>
+      </w:pPr>
+      <w:r>
+        <w:rPr>
+          <w:b w:val="0"/>
+        </w:rPr>
+        <w:t>Which can the service perform for P, and what happens to each operation when Q has no approved card?. Return to this week and explain what you changed.</w:t>
+      </w:r>
+    </w:p>
+    <w:p>
+      <w:pPr>
+        <w:spacing w:line="336" w:lineRule="auto" w:after="180"/>
+      </w:pPr>
+      <w:r>
+        <w:rPr>
+          <w:b w:val="0"/>
+        </w:rPr>
+        <w:t xml:space="preserve">Use Download completed work in the hosted lesson to export your answers, reflections, practice feedback and code-run </w:t>
+      </w:r>
+      <w:r>
+        <w:rPr>
+          <w:b/>
+        </w:rPr>
+        <w:t>evidence</w:t>
+      </w:r>
+      <w:r>
+        <w:rPr>
+          <w:b w:val="0"/>
+        </w:rPr>
+        <w:t>. Open the HTML copy to read or print it.</w:t>
+      </w:r>
+    </w:p>
+    <w:p>
+      <w:pPr>
+        <w:spacing w:line="336" w:lineRule="auto" w:after="180"/>
+      </w:pPr>
+      <w:r>
+        <w:rPr>
+          <w:b w:val="0"/>
+        </w:rPr>
+        <w:t>Drafts stay in this browser when storage is available; clear drafts on a shared device.</w:t>
+      </w:r>
+    </w:p>
+    <w:p>
+      <w:pPr>
+        <w:pStyle w:val="Heading3"/>
+      </w:pPr>
+      <w:r>
+        <w:t>What I repaired, the evidence I kept and the next test</w:t>
+      </w:r>
+    </w:p>
+    <w:p>
+      <w:r>
+        <w:t>________________________________________________________________</w:t>
+      </w:r>
+    </w:p>
+    <w:p>
+      <w:r>
+        <w:t>________________________________________________________________</w:t>
+      </w:r>
+    </w:p>
+    <w:p>
+      <w:r>
+        <w:t>________________________________________________________________</w:t>
+      </w:r>
+    </w:p>
+    <w:p>
+      <w:r>
+        <w:t>________________________________________________________________</w:t>
+      </w:r>
+    </w:p>
+    <w:p>
+      <w:r>
+        <w:t>________________________________________________________________</w:t>
+      </w:r>
+    </w:p>
+    <w:p>
+      <w:pPr>
+        <w:pStyle w:val="Heading2"/>
+      </w:pPr>
+      <w:r>
+        <w:t>Earlier wording, alternatives and picture transcripts · reference / check after trying</w:t>
       </w:r>
     </w:p>
     <w:p>
@@ -1784,68 +1835,10 @@
     </w:p>
     <w:p>
       <w:pPr>
-        <w:spacing w:line="336" w:lineRule="auto" w:after="180"/>
-      </w:pPr>
-      <w:r>
-        <w:rPr>
-          <w:b w:val="0"/>
-        </w:rPr>
-        <w:t>Settings and a sealed credential. A classroom bot needs a public answer-length setting and a private access token.</w:t>
-      </w:r>
-    </w:p>
-    <w:p>
-      <w:pPr>
         <w:pStyle w:val="Heading3"/>
       </w:pPr>
       <w:r>
-        <w:t>Practice 1: explain the deciding evidence</w:t>
-      </w:r>
-    </w:p>
-    <w:p>
-      <w:pPr>
-        <w:spacing w:line="336" w:lineRule="auto" w:after="180"/>
-      </w:pPr>
-      <w:r>
-        <w:rPr>
-          <w:b w:val="0"/>
-        </w:rPr>
-        <w:t>Which labelled step matches this detail? Record startup success without printing the token.</w:t>
-      </w:r>
-    </w:p>
-    <w:p>
-      <w:pPr>
-        <w:spacing w:line="336" w:lineRule="auto" w:after="180"/>
-        <w:shd w:fill="F4F9FC"/>
-      </w:pPr>
-      <w:r>
-        <w:rPr>
-          <w:b w:val="0"/>
-        </w:rPr>
-        <w:t>1. Load credential</w:t>
-      </w:r>
-    </w:p>
-    <w:p>
-      <w:pPr>
-        <w:spacing w:line="336" w:lineRule="auto" w:after="180"/>
-        <w:shd w:fill="F4F9FC"/>
-      </w:pPr>
-      <w:r>
-        <w:rPr>
-          <w:b w:val="0"/>
-        </w:rPr>
-        <w:t>2. Log safely</w:t>
-      </w:r>
-    </w:p>
-    <w:p>
-      <w:pPr>
-        <w:spacing w:line="336" w:lineRule="auto" w:after="180"/>
-        <w:shd w:fill="F4F9FC"/>
-      </w:pPr>
-      <w:r>
-        <w:rPr>
-          <w:b w:val="0"/>
-        </w:rPr>
-        <w:t>3. Load setting</w:t>
+        <w:t>Repair a missing building block</w:t>
       </w:r>
     </w:p>
     <w:p>
@@ -1853,414 +1846,25 @@
         <w:pStyle w:val="Heading3"/>
       </w:pPr>
       <w:r>
-        <w:t>My selected conclusion, deciding fact and explanation</w:t>
-      </w:r>
-    </w:p>
-    <w:p>
-      <w:r>
-        <w:t>________________________________________________________________</w:t>
-      </w:r>
-    </w:p>
-    <w:p>
-      <w:r>
-        <w:t>________________________________________________________________</w:t>
-      </w:r>
-    </w:p>
-    <w:p>
-      <w:r>
-        <w:t>________________________________________________________________</w:t>
-      </w:r>
-    </w:p>
-    <w:p>
-      <w:r>
-        <w:t>________________________________________________________________</w:t>
-      </w:r>
-    </w:p>
-    <w:p>
-      <w:r>
-        <w:t>________________________________________________________________</w:t>
-      </w:r>
-    </w:p>
-    <w:p>
-      <w:pPr>
-        <w:pStyle w:val="Heading3"/>
-      </w:pPr>
-      <w:r>
-        <w:t>Hint · try first</w:t>
-      </w:r>
-    </w:p>
-    <w:p>
-      <w:pPr>
-        <w:spacing w:line="336" w:lineRule="auto" w:after="180"/>
-        <w:shd w:fill="F1F6F8"/>
-      </w:pPr>
-      <w:r>
-        <w:rPr>
-          <w:b w:val="0"/>
-        </w:rPr>
-        <w:t>Hint if needed: Read the steps in the pictorial case. Match the supplied detail to the stage that performs or records it.</w:t>
-      </w:r>
-    </w:p>
-    <w:p>
-      <w:pPr>
-        <w:pStyle w:val="Heading3"/>
-      </w:pPr>
-      <w:r>
-        <w:t>Feedback · compare after trying</w:t>
-      </w:r>
-    </w:p>
-    <w:p>
-      <w:pPr>
-        <w:spacing w:line="336" w:lineRule="auto" w:after="180"/>
-        <w:shd w:fill="F1F6FC"/>
-      </w:pPr>
-      <w:r>
-        <w:rPr>
-          <w:b w:val="0"/>
-        </w:rPr>
-        <w:t xml:space="preserve">After your attempt, compare with the supported explanation: Log safely Record startup success without printing the token. </w:t>
-      </w:r>
-      <w:r>
-        <w:rPr>
-          <w:b/>
-        </w:rPr>
-        <w:t>Configuration</w:t>
-      </w:r>
-      <w:r>
-        <w:rPr>
-          <w:b w:val="0"/>
-        </w:rPr>
-        <w:t xml:space="preserve"> controls behaviour. A credential grants access and needs different storage and handling.</w:t>
-      </w:r>
-    </w:p>
-    <w:p>
-      <w:pPr>
-        <w:pStyle w:val="Heading3"/>
-      </w:pPr>
-      <w:r>
-        <w:t>Practice 2: explain the deciding evidence</w:t>
-      </w:r>
-    </w:p>
-    <w:p>
-      <w:pPr>
-        <w:pStyle w:val="Heading3"/>
-      </w:pPr>
-      <w:r>
-        <w:t>Changed case · predict first</w:t>
-      </w:r>
-    </w:p>
-    <w:p>
-      <w:pPr>
-        <w:spacing w:line="336" w:lineRule="auto" w:after="180"/>
-        <w:shd w:fill="F5F1FB"/>
-      </w:pPr>
-      <w:r>
-        <w:rPr>
-          <w:b w:val="0"/>
-        </w:rPr>
-        <w:t>Changed-case practice: Change maximum_words to 60. Which conclusion is supported by the supplied facts?</w:t>
-      </w:r>
-    </w:p>
-    <w:p>
-      <w:pPr>
-        <w:spacing w:line="336" w:lineRule="auto" w:after="180"/>
-        <w:shd w:fill="F4F9FC"/>
-      </w:pPr>
-      <w:r>
-        <w:rPr>
-          <w:b w:val="0"/>
-        </w:rPr>
-        <w:t xml:space="preserve">1. This one example guarantees correct results for every future </w:t>
-      </w:r>
-      <w:r>
-        <w:rPr>
-          <w:b/>
-        </w:rPr>
-        <w:t>input</w:t>
-      </w:r>
-      <w:r>
-        <w:rPr>
-          <w:b w:val="0"/>
-        </w:rPr>
-        <w:t>.</w:t>
-      </w:r>
-    </w:p>
-    <w:p>
-      <w:pPr>
-        <w:spacing w:line="336" w:lineRule="auto" w:after="180"/>
-        <w:shd w:fill="F4F9FC"/>
-      </w:pPr>
-      <w:r>
-        <w:rPr>
-          <w:b w:val="0"/>
-        </w:rPr>
-        <w:t>2. The configured answer limit becomes 60; the private token stays unchanged.</w:t>
-      </w:r>
-    </w:p>
-    <w:p>
-      <w:pPr>
-        <w:spacing w:line="336" w:lineRule="auto" w:after="180"/>
-        <w:shd w:fill="F4F9FC"/>
-      </w:pPr>
-      <w:r>
-        <w:rPr>
-          <w:b w:val="0"/>
-        </w:rPr>
-        <w:t xml:space="preserve">3. We can decide the result without examining the changed </w:t>
-      </w:r>
-      <w:r>
-        <w:rPr>
-          <w:b/>
-        </w:rPr>
-        <w:t>input</w:t>
-      </w:r>
-      <w:r>
-        <w:rPr>
-          <w:b w:val="0"/>
-        </w:rPr>
-        <w:t xml:space="preserve"> or the procedure.</w:t>
-      </w:r>
-    </w:p>
-    <w:p>
-      <w:pPr>
-        <w:pStyle w:val="Heading3"/>
-      </w:pPr>
-      <w:r>
-        <w:t>My selected conclusion, deciding fact and explanation</w:t>
-      </w:r>
-    </w:p>
-    <w:p>
-      <w:r>
-        <w:t>________________________________________________________________</w:t>
-      </w:r>
-    </w:p>
-    <w:p>
-      <w:r>
-        <w:t>________________________________________________________________</w:t>
-      </w:r>
-    </w:p>
-    <w:p>
-      <w:r>
-        <w:t>________________________________________________________________</w:t>
-      </w:r>
-    </w:p>
-    <w:p>
-      <w:r>
-        <w:t>________________________________________________________________</w:t>
-      </w:r>
-    </w:p>
-    <w:p>
-      <w:r>
-        <w:t>________________________________________________________________</w:t>
-      </w:r>
-    </w:p>
-    <w:p>
-      <w:pPr>
-        <w:pStyle w:val="Heading3"/>
-      </w:pPr>
-      <w:r>
-        <w:t>Hint · try first</w:t>
-      </w:r>
-    </w:p>
-    <w:p>
-      <w:pPr>
-        <w:spacing w:line="336" w:lineRule="auto" w:after="180"/>
-        <w:shd w:fill="F1F6F8"/>
-      </w:pPr>
-      <w:r>
-        <w:rPr>
-          <w:b w:val="0"/>
-        </w:rPr>
-        <w:t>Hint if needed: Use the changed condition and the deciding step in the pictorial trace. The answer must say what follows from those facts.</w:t>
-      </w:r>
-    </w:p>
-    <w:p>
-      <w:pPr>
-        <w:pStyle w:val="Heading3"/>
-      </w:pPr>
-      <w:r>
-        <w:t>Feedback · compare after trying</w:t>
-      </w:r>
-    </w:p>
-    <w:p>
-      <w:pPr>
-        <w:spacing w:line="336" w:lineRule="auto" w:after="180"/>
-        <w:shd w:fill="F1F6FC"/>
-      </w:pPr>
-      <w:r>
-        <w:rPr>
-          <w:b w:val="0"/>
-        </w:rPr>
-        <w:t>After your attempt, compare with the supported explanation: The configured answer limit becomes 60; the private token stays unchanged. An ordinary length setting does not require replacing the credential.</w:t>
-      </w:r>
-    </w:p>
-    <w:p>
-      <w:pPr>
-        <w:pStyle w:val="Heading3"/>
-      </w:pPr>
-      <w:r>
-        <w:t>Repair a missing building block</w:t>
-      </w:r>
-    </w:p>
-    <w:p>
-      <w:pPr>
-        <w:spacing w:line="336" w:lineRule="auto" w:after="180"/>
-      </w:pPr>
-      <w:r>
-        <w:rPr>
-          <w:b w:val="0"/>
-        </w:rPr>
-        <w:t xml:space="preserve">Review Typed contracts and schemas (ai-6/3). Goal: Explain the </w:t>
-      </w:r>
-      <w:r>
-        <w:rPr>
-          <w:b/>
-        </w:rPr>
-        <w:t>mechanism</w:t>
-      </w:r>
-      <w:r>
-        <w:rPr>
-          <w:b w:val="0"/>
-        </w:rPr>
-        <w:t xml:space="preserve"> and terminology of typed contracts and schemas. Short practice: Compare A’s count 4 with B’s count "4".</w:t>
-      </w:r>
-    </w:p>
-    <w:p>
-      <w:pPr>
-        <w:spacing w:line="336" w:lineRule="auto" w:after="180"/>
-      </w:pPr>
-      <w:r>
-        <w:rPr>
-          <w:b w:val="0"/>
-        </w:rPr>
-        <w:t>Which record passes, which gate rejects B, and why does changing A’s count to -1 create a different failure?. Return to this week and explain what you changed.</w:t>
-      </w:r>
-    </w:p>
-    <w:p>
-      <w:pPr>
-        <w:spacing w:line="336" w:lineRule="auto" w:after="180"/>
-      </w:pPr>
-      <w:r>
-        <w:rPr>
-          <w:b w:val="0"/>
-        </w:rPr>
-        <w:t xml:space="preserve">Review Requirements and service boundaries (ai-6/1). Goal: Explain the </w:t>
-      </w:r>
-      <w:r>
-        <w:rPr>
-          <w:b/>
-        </w:rPr>
-        <w:t>mechanism</w:t>
-      </w:r>
-      <w:r>
-        <w:rPr>
-          <w:b w:val="0"/>
-        </w:rPr>
-        <w:t xml:space="preserve"> and terminology of requirements and service boundaries. Short practice: Split the museum visitor’s request into two operations.</w:t>
-      </w:r>
-    </w:p>
-    <w:p>
-      <w:pPr>
-        <w:spacing w:line="336" w:lineRule="auto" w:after="180"/>
-      </w:pPr>
-      <w:r>
-        <w:rPr>
-          <w:b w:val="0"/>
-        </w:rPr>
-        <w:t>Which can the service perform for P, and what happens to each operation when Q has no approved card?. Return to this week and explain what you changed.</w:t>
-      </w:r>
-    </w:p>
-    <w:p>
-      <w:pPr>
-        <w:pStyle w:val="Heading3"/>
-      </w:pPr>
-      <w:r>
         <w:t>Keep your completed work</w:t>
       </w:r>
     </w:p>
     <w:p>
       <w:pPr>
-        <w:spacing w:line="336" w:lineRule="auto" w:after="180"/>
-      </w:pPr>
-      <w:r>
-        <w:rPr>
-          <w:b w:val="0"/>
-        </w:rPr>
-        <w:t xml:space="preserve">Use Download completed work in the hosted lesson to export your answers, reflections, practice feedback and code-run </w:t>
-      </w:r>
-      <w:r>
-        <w:rPr>
-          <w:b/>
-        </w:rPr>
-        <w:t>evidence</w:t>
-      </w:r>
-      <w:r>
-        <w:rPr>
-          <w:b w:val="0"/>
-        </w:rPr>
-        <w:t>. Open the HTML copy to read or print it.</w:t>
-      </w:r>
-    </w:p>
-    <w:p>
-      <w:pPr>
-        <w:spacing w:line="336" w:lineRule="auto" w:after="180"/>
-      </w:pPr>
-      <w:r>
-        <w:rPr>
-          <w:b w:val="0"/>
-        </w:rPr>
-        <w:t>Drafts stay in this browser when storage is available; clear drafts on a shared device.</w:t>
-      </w:r>
-    </w:p>
-    <w:p>
-      <w:pPr>
-        <w:pStyle w:val="Heading3"/>
-      </w:pPr>
-      <w:r>
-        <w:t>What I repaired, the evidence I kept and the next test</w:t>
-      </w:r>
-    </w:p>
-    <w:p>
-      <w:r>
-        <w:t>________________________________________________________________</w:t>
-      </w:r>
-    </w:p>
-    <w:p>
-      <w:r>
-        <w:t>________________________________________________________________</w:t>
-      </w:r>
-    </w:p>
-    <w:p>
-      <w:r>
-        <w:t>________________________________________________________________</w:t>
-      </w:r>
-    </w:p>
-    <w:p>
-      <w:r>
-        <w:t>________________________________________________________________</w:t>
-      </w:r>
-    </w:p>
-    <w:p>
-      <w:r>
-        <w:t>________________________________________________________________</w:t>
-      </w:r>
-    </w:p>
-    <w:p>
-      <w:pPr>
         <w:pStyle w:val="Heading1"/>
       </w:pPr>
       <w:r>
-        <w:t>15. Visual concept journey</w:t>
-      </w:r>
-    </w:p>
-    <w:p>
-      <w:r>
-        <w:t>Explain each Configuration and secrets picture from its labels, then record a relevant limit.</w:t>
-      </w:r>
-    </w:p>
-    <w:p>
-      <w:pPr>
-        <w:pStyle w:val="Heading3"/>
+        <w:t>15. Reference · Six-picture response sheets</w:t>
+      </w:r>
+    </w:p>
+    <w:p>
+      <w:r>
+        <w:t>Choose the picture that helps explain the current step.</w:t>
+      </w:r>
+    </w:p>
+    <w:p>
+      <w:pPr>
+        <w:pStyle w:val="Heading2"/>
       </w:pPr>
       <w:r>
         <w:t>01. Configuration and secrets: the case</w:t>
@@ -2339,7 +1943,6 @@
     <w:p>
       <w:pPr>
         <w:spacing w:line="336" w:lineRule="auto" w:after="180"/>
-        <w:shd w:fill="F5F1FB"/>
       </w:pPr>
       <w:r>
         <w:rPr>
@@ -2378,7 +1981,7 @@
     </w:p>
     <w:p>
       <w:pPr>
-        <w:pStyle w:val="Heading3"/>
+        <w:pStyle w:val="Heading2"/>
       </w:pPr>
       <w:r>
         <w:t>02. Follow the deciding steps</w:t>
@@ -2434,7 +2037,6 @@
     <w:p>
       <w:pPr>
         <w:spacing w:line="336" w:lineRule="auto" w:after="180"/>
-        <w:shd w:fill="F5F1FB"/>
       </w:pPr>
       <w:r>
         <w:rPr>
@@ -2485,7 +2087,7 @@
     </w:p>
     <w:p>
       <w:pPr>
-        <w:pStyle w:val="Heading3"/>
+        <w:pStyle w:val="Heading2"/>
       </w:pPr>
       <w:r>
         <w:t>03. Configuration and secrets — evidence trace</w:t>
@@ -2664,7 +2266,6 @@
     <w:p>
       <w:pPr>
         <w:spacing w:line="336" w:lineRule="auto" w:after="180"/>
-        <w:shd w:fill="F5F1FB"/>
       </w:pPr>
       <w:r>
         <w:rPr>
@@ -2703,7 +2304,7 @@
     </w:p>
     <w:p>
       <w:pPr>
-        <w:pStyle w:val="Heading3"/>
+        <w:pStyle w:val="Heading2"/>
       </w:pPr>
       <w:r>
         <w:t>04. Change one thing. Trace what follows.</w:t>
@@ -2770,7 +2371,6 @@
     <w:p>
       <w:pPr>
         <w:spacing w:line="336" w:lineRule="auto" w:after="180"/>
-        <w:shd w:fill="F5F1FB"/>
       </w:pPr>
       <w:r>
         <w:rPr>
@@ -2809,7 +2409,7 @@
     </w:p>
     <w:p>
       <w:pPr>
-        <w:pStyle w:val="Heading3"/>
+        <w:pStyle w:val="Heading2"/>
       </w:pPr>
       <w:r>
         <w:t>05. Connect the explanation to its limit</w:t>
@@ -2871,7 +2471,6 @@
     <w:p>
       <w:pPr>
         <w:spacing w:line="336" w:lineRule="auto" w:after="180"/>
-        <w:shd w:fill="F5F1FB"/>
       </w:pPr>
       <w:r>
         <w:rPr>
@@ -2910,7 +2509,7 @@
     </w:p>
     <w:p>
       <w:pPr>
-        <w:pStyle w:val="Heading3"/>
+        <w:pStyle w:val="Heading2"/>
       </w:pPr>
       <w:r>
         <w:t>06. Make the idea visible in your project</w:t>
@@ -3012,7 +2611,6 @@
     <w:p>
       <w:pPr>
         <w:spacing w:line="336" w:lineRule="auto" w:after="180"/>
-        <w:shd w:fill="F5F1FB"/>
       </w:pPr>
       <w:r>
         <w:rPr>
@@ -3059,6 +2657,62 @@
     <w:p>
       <w:r>
         <w:t>________________________________________________________________</w:t>
+      </w:r>
+    </w:p>
+    <w:p>
+      <w:pPr>
+        <w:pStyle w:val="Heading2"/>
+      </w:pPr>
+      <w:r>
+        <w:t>Earlier wording, alternatives and picture transcripts · reference / check after trying</w:t>
+      </w:r>
+    </w:p>
+    <w:p>
+      <w:pPr>
+        <w:pStyle w:val="Heading3"/>
+      </w:pPr>
+      <w:r>
+        <w:t>01. Configuration and secrets: the case</w:t>
+      </w:r>
+    </w:p>
+    <w:p>
+      <w:pPr>
+        <w:pStyle w:val="Heading3"/>
+      </w:pPr>
+      <w:r>
+        <w:t>02. Follow the deciding steps</w:t>
+      </w:r>
+    </w:p>
+    <w:p>
+      <w:pPr>
+        <w:pStyle w:val="Heading3"/>
+      </w:pPr>
+      <w:r>
+        <w:t>03. Configuration and secrets — evidence trace</w:t>
+      </w:r>
+    </w:p>
+    <w:p>
+      <w:pPr>
+        <w:pStyle w:val="Heading3"/>
+      </w:pPr>
+      <w:r>
+        <w:t>04. Change one thing. Trace what follows.</w:t>
+      </w:r>
+    </w:p>
+    <w:p>
+      <w:pPr>
+        <w:pStyle w:val="Heading3"/>
+      </w:pPr>
+      <w:r>
+        <w:t>05. Connect the explanation to its limit</w:t>
+      </w:r>
+    </w:p>
+    <w:p>
+      <w:pPr>
+        <w:pStyle w:val="Heading3"/>
+      </w:pPr>
+      <w:r>
+        <w:t>06. Make the idea visible in your project</w:t>
       </w:r>
     </w:p>
     <w:sectPr>
